--- a/Report.docx
+++ b/Report.docx
@@ -130,6 +130,7 @@
           <w:lang w:val="en-US"/>
         </w:rPr>
       </w:pPr>
+      <w:proofErr w:type="gramStart"/>
       <w:r>
         <w:rPr>
           <w:rFonts w:cstheme="majorBidi"/>
@@ -141,6 +142,7 @@
         </w:rPr>
         <w:t>Methodology :</w:t>
       </w:r>
+      <w:proofErr w:type="gramEnd"/>
       <w:r>
         <w:rPr>
           <w:rFonts w:cstheme="majorBidi"/>
@@ -2213,36 +2215,6 @@
     </w:p>
     <w:p>
       <w:pPr>
-        <w:rPr>
-          <w:rFonts w:cstheme="majorBidi"/>
-          <w:sz w:val="28"/>
-          <w:szCs w:val="28"/>
-          <w:lang w:val="en-US"/>
-        </w:rPr>
-      </w:pPr>
-    </w:p>
-    <w:p>
-      <w:pPr>
-        <w:rPr>
-          <w:rFonts w:cstheme="majorBidi"/>
-          <w:sz w:val="28"/>
-          <w:szCs w:val="28"/>
-          <w:lang w:val="en-US"/>
-        </w:rPr>
-      </w:pPr>
-    </w:p>
-    <w:p>
-      <w:pPr>
-        <w:rPr>
-          <w:rFonts w:cstheme="majorBidi"/>
-          <w:sz w:val="28"/>
-          <w:szCs w:val="28"/>
-          <w:lang w:val="en-US"/>
-        </w:rPr>
-      </w:pPr>
-    </w:p>
-    <w:p>
-      <w:pPr>
         <w:tabs>
           <w:tab w:val="left" w:pos="1485"/>
         </w:tabs>
@@ -2268,6 +2240,7 @@
           <w:rFonts w:asciiTheme="minorHAnsi" w:hAnsiTheme="minorHAnsi"/>
           <w:lang w:val="en-US"/>
         </w:rPr>
+        <w:lastRenderedPageBreak/>
         <w:t>General Introduction</w:t>
       </w:r>
       <w:bookmarkEnd w:id="0"/>
@@ -2516,13 +2489,8 @@
         <w:rPr>
           <w:lang w:val="en-US"/>
         </w:rPr>
-        <w:t>Chapter</w:t>
-      </w:r>
-      <w:r>
-        <w:rPr>
-          <w:lang w:val="en-US"/>
-        </w:rPr>
-        <w:t xml:space="preserve"> </w:t>
+        <w:lastRenderedPageBreak/>
+        <w:t xml:space="preserve">Chapter </w:t>
       </w:r>
       <w:r>
         <w:rPr>
@@ -2552,7 +2520,6 @@
           <w:numId w:val="38"/>
         </w:numPr>
         <w:rPr>
-          <w:rFonts w:asciiTheme="minorHAnsi" w:hAnsiTheme="minorHAnsi"/>
           <w:lang w:val="en-US"/>
         </w:rPr>
       </w:pPr>
@@ -2568,8 +2535,43 @@
         <w:rPr>
           <w:lang w:val="en-US"/>
         </w:rPr>
-        <w:t>*</w:t>
-      </w:r>
+        <w:t>***</w:t>
+      </w:r>
+    </w:p>
+    <w:p>
+      <w:pPr>
+        <w:rPr>
+          <w:kern w:val="0"/>
+          <w:lang w:val="en-US"/>
+          <w14:ligatures w14:val="none"/>
+        </w:rPr>
+      </w:pPr>
+      <w:r>
+        <w:rPr>
+          <w:lang w:val="en-US"/>
+        </w:rPr>
+        <w:t>Customer churn is a major challenge in the telecom industry due to fierce competition and frequent customer movement. Predicting churn helps companies take proactive steps and make better decisions using analytics and machine learning.</w:t>
+      </w:r>
+    </w:p>
+    <w:p>
+      <w:pPr>
+        <w:rPr>
+          <w:lang w:val="en-US"/>
+        </w:rPr>
+      </w:pPr>
+      <w:r>
+        <w:rPr>
+          <w:lang w:val="en-US"/>
+        </w:rPr>
+        <w:t>This project reproduces a scientific article on churn prediction to test its reliability and expands the analysis with clustering, explainable AI, and performance improvements.</w:t>
+      </w:r>
+    </w:p>
+    <w:p>
+      <w:pPr>
+        <w:rPr>
+          <w:lang w:val="en-US"/>
+        </w:rPr>
+      </w:pPr>
     </w:p>
     <w:p>
       <w:pPr>
@@ -2631,20 +2633,6 @@
     </w:p>
     <w:p>
       <w:pPr>
-        <w:tabs>
-          <w:tab w:val="left" w:pos="1905"/>
-        </w:tabs>
-        <w:ind w:left="720"/>
-        <w:rPr>
-          <w:rFonts w:cstheme="majorBidi"/>
-          <w:sz w:val="28"/>
-          <w:szCs w:val="28"/>
-          <w:lang w:val="en-US"/>
-        </w:rPr>
-      </w:pPr>
-    </w:p>
-    <w:p>
-      <w:pPr>
         <w:pStyle w:val="Heading3"/>
         <w:numPr>
           <w:ilvl w:val="1"/>
@@ -2723,7 +2711,23 @@
           <w:rFonts w:asciiTheme="minorHAnsi" w:hAnsiTheme="minorHAnsi" w:cstheme="majorBidi"/>
           <w:lang w:val="en-US"/>
         </w:rPr>
-        <w:t xml:space="preserve">. The main challenge lies in accurately modeling customer behavior using historical data in order to detect early signals of churn. Traditional churn management approaches can be classified into two categories: reactive and </w:t>
+        <w:t xml:space="preserve">. The main challenge lies in accurately modeling customer behavior using historical data </w:t>
+      </w:r>
+      <w:proofErr w:type="gramStart"/>
+      <w:r>
+        <w:rPr>
+          <w:rFonts w:asciiTheme="minorHAnsi" w:hAnsiTheme="minorHAnsi" w:cstheme="majorBidi"/>
+          <w:lang w:val="en-US"/>
+        </w:rPr>
+        <w:t>in order to</w:t>
+      </w:r>
+      <w:proofErr w:type="gramEnd"/>
+      <w:r>
+        <w:rPr>
+          <w:rFonts w:asciiTheme="minorHAnsi" w:hAnsiTheme="minorHAnsi" w:cstheme="majorBidi"/>
+          <w:lang w:val="en-US"/>
+        </w:rPr>
+        <w:t xml:space="preserve"> detect early signals of churn. Traditional churn management approaches can be classified into two categories: reactive and </w:t>
       </w:r>
       <w:r>
         <w:rPr>
@@ -2756,7 +2760,31 @@
           <w:rFonts w:asciiTheme="minorHAnsi" w:hAnsiTheme="minorHAnsi" w:cstheme="majorBidi"/>
           <w:lang w:val="en-US"/>
         </w:rPr>
-        <w:t xml:space="preserve">In a reactive approach, companies wait until a customer submits a cancellation request before taking action, often by offering incentives or promotional plans to retain the customer. In contrast, a proactive approach aims to predict the likelihood of churn in advance and take preventive measures accordingly. As emphasized in the article, </w:t>
+        <w:t xml:space="preserve">In a reactive approach, companies wait until a customer submits a cancellation request before </w:t>
+      </w:r>
+      <w:proofErr w:type="gramStart"/>
+      <w:r>
+        <w:rPr>
+          <w:rFonts w:asciiTheme="minorHAnsi" w:hAnsiTheme="minorHAnsi" w:cstheme="majorBidi"/>
+          <w:lang w:val="en-US"/>
+        </w:rPr>
+        <w:t>taking action</w:t>
+      </w:r>
+      <w:proofErr w:type="gramEnd"/>
+      <w:r>
+        <w:rPr>
+          <w:rFonts w:asciiTheme="minorHAnsi" w:hAnsiTheme="minorHAnsi" w:cstheme="majorBidi"/>
+          <w:lang w:val="en-US"/>
+        </w:rPr>
+        <w:t xml:space="preserve">, often by offering incentives or promotional plans to retain the customer. In contrast, a proactive approach aims to predict the likelihood of churn in advance and take preventive measures accordingly. As </w:t>
+      </w:r>
+      <w:r>
+        <w:rPr>
+          <w:rFonts w:asciiTheme="minorHAnsi" w:hAnsiTheme="minorHAnsi" w:cstheme="majorBidi"/>
+          <w:lang w:val="en-US"/>
+        </w:rPr>
+        <w:lastRenderedPageBreak/>
+        <w:t xml:space="preserve">emphasized in the article, </w:t>
       </w:r>
       <w:r>
         <w:rPr>
@@ -2771,33 +2799,8 @@
           <w:rFonts w:asciiTheme="minorHAnsi" w:hAnsiTheme="minorHAnsi" w:cstheme="majorBidi"/>
           <w:lang w:val="en-US"/>
         </w:rPr>
-        <w:t xml:space="preserve">churn prediction is more effective, as it enables companies to intervene before customers decide to leave. Machine </w:t>
-      </w:r>
-      <w:r>
-        <w:rPr>
-          <w:rFonts w:asciiTheme="minorHAnsi" w:hAnsiTheme="minorHAnsi" w:cstheme="majorBidi"/>
-          <w:lang w:val="en-US"/>
-        </w:rPr>
-        <w:lastRenderedPageBreak/>
-        <w:t>learning techniques have proven to be particularly suitable for this task due to their ability to learn complex patterns from historical data and provide accurate predictive insights.</w:t>
-      </w:r>
-    </w:p>
-    <w:p>
-      <w:pPr>
-        <w:tabs>
-          <w:tab w:val="left" w:pos="1905"/>
-        </w:tabs>
-        <w:ind w:left="720"/>
-        <w:rPr>
-          <w:rFonts w:cstheme="majorBidi"/>
-          <w:b/>
-          <w:bCs/>
-          <w:color w:val="4EA72E" w:themeColor="accent6"/>
-          <w:sz w:val="28"/>
-          <w:szCs w:val="28"/>
-          <w:lang w:val="en-US"/>
-        </w:rPr>
-      </w:pPr>
+        <w:t>churn prediction is more effective, as it enables companies to intervene before customers decide to leave. Machine learning techniques have proven to be particularly suitable for this task due to their ability to learn complex patterns from historical data and provide accurate predictive insights.</w:t>
+      </w:r>
     </w:p>
     <w:p>
       <w:pPr>
@@ -2870,9 +2873,9 @@
           <w:szCs w:val="28"/>
         </w:rPr>
         <w:drawing>
-          <wp:inline distT="0" distB="0" distL="0" distR="0" wp14:anchorId="55D43623" wp14:editId="03E8616B">
-            <wp:extent cx="5408570" cy="4143725"/>
-            <wp:effectExtent l="0" t="0" r="1905" b="9525"/>
+          <wp:inline distT="0" distB="0" distL="0" distR="0" wp14:anchorId="55D43623" wp14:editId="130B4244">
+            <wp:extent cx="5124715" cy="3926253"/>
+            <wp:effectExtent l="0" t="0" r="0" b="0"/>
             <wp:docPr id="908172185" name="Picture 3"/>
             <wp:cNvGraphicFramePr>
               <a:graphicFrameLocks xmlns:a="http://schemas.openxmlformats.org/drawingml/2006/main" noChangeAspect="1"/>
@@ -2902,7 +2905,7 @@
                   <pic:spPr bwMode="auto">
                     <a:xfrm>
                       <a:off x="0" y="0"/>
-                      <a:ext cx="5431243" cy="4161095"/>
+                      <a:ext cx="5152178" cy="3947294"/>
                     </a:xfrm>
                     <a:prstGeom prst="rect">
                       <a:avLst/>
@@ -2949,23 +2952,6 @@
     </w:p>
     <w:p>
       <w:pPr>
-        <w:tabs>
-          <w:tab w:val="left" w:pos="1905"/>
-        </w:tabs>
-        <w:ind w:left="720"/>
-        <w:jc w:val="right"/>
-        <w:rPr>
-          <w:rFonts w:cstheme="majorBidi"/>
-          <w:b/>
-          <w:bCs/>
-          <w:sz w:val="28"/>
-          <w:szCs w:val="28"/>
-          <w:lang w:val="en-US"/>
-        </w:rPr>
-      </w:pPr>
-    </w:p>
-    <w:p>
-      <w:pPr>
         <w:pStyle w:val="Heading3"/>
         <w:numPr>
           <w:ilvl w:val="1"/>
@@ -3009,15 +2995,7 @@
           <w:rFonts w:asciiTheme="minorHAnsi" w:hAnsiTheme="minorHAnsi" w:cs="Segoe UI"/>
           <w:lang w:val="en-US"/>
         </w:rPr>
-        <w:t xml:space="preserve">is a fundamental principle in data science and machine learning research. It ensures that published results can be independently verified and that conclusions are reliable and transparent. In the context of customer </w:t>
-      </w:r>
-      <w:r>
-        <w:rPr>
-          <w:rFonts w:asciiTheme="minorHAnsi" w:hAnsiTheme="minorHAnsi" w:cs="Segoe UI"/>
-          <w:lang w:val="en-US"/>
-        </w:rPr>
-        <w:lastRenderedPageBreak/>
-        <w:t>churn prediction, reproducibility is particularly important, as business decisions based on predictive models must be trustworthy and robust.</w:t>
+        <w:t>is a fundamental principle in data science and machine learning research. It ensures that published results can be independently verified and that conclusions are reliable and transparent. In the context of customer churn prediction, reproducibility is particularly important, as business decisions based on predictive models must be trustworthy and robust.</w:t>
       </w:r>
     </w:p>
     <w:p>
@@ -3035,6 +3013,7 @@
           <w:rFonts w:asciiTheme="minorHAnsi" w:hAnsiTheme="minorHAnsi" w:cs="Segoe UI"/>
           <w:lang w:val="en-US"/>
         </w:rPr>
+        <w:lastRenderedPageBreak/>
         <w:t xml:space="preserve">This study focuses on </w:t>
       </w:r>
       <w:r>
@@ -3157,8 +3136,8 @@
           <w:lang w:val="en-US"/>
         </w:rPr>
         <w:drawing>
-          <wp:inline distT="0" distB="0" distL="0" distR="0" wp14:anchorId="7133A7C7" wp14:editId="2BF93A8B">
-            <wp:extent cx="4701396" cy="3591678"/>
+          <wp:inline distT="0" distB="0" distL="0" distR="0" wp14:anchorId="7133A7C7" wp14:editId="52C92D2F">
+            <wp:extent cx="5011947" cy="3590820"/>
             <wp:effectExtent l="0" t="0" r="0" b="0"/>
             <wp:docPr id="1099808614" name="Picture 8"/>
             <wp:cNvGraphicFramePr>
@@ -3189,7 +3168,7 @@
                   <pic:spPr bwMode="auto">
                     <a:xfrm>
                       <a:off x="0" y="0"/>
-                      <a:ext cx="4711603" cy="3599476"/>
+                      <a:ext cx="5027257" cy="3601789"/>
                     </a:xfrm>
                     <a:prstGeom prst="rect">
                       <a:avLst/>
@@ -3266,63 +3245,30 @@
         </w:tabs>
         <w:rPr>
           <w:rFonts w:cstheme="majorBidi"/>
-          <w:sz w:val="28"/>
-          <w:szCs w:val="28"/>
-          <w:lang w:val="en-US"/>
-        </w:rPr>
-      </w:pPr>
+          <w:lang w:val="en-US"/>
+        </w:rPr>
+      </w:pPr>
+      <w:r>
+        <w:rPr>
+          <w:rFonts w:cstheme="majorBidi"/>
+          <w:lang w:val="en-US"/>
+        </w:rPr>
+        <w:t xml:space="preserve">This section presented the context, objectives, and scope of the project, highlighting the importance of churn prediction and reproducibility in data-driven research. It clarified the dual contribution of the work: validating the original study and proposing meaningful </w:t>
+      </w:r>
+      <w:r>
+        <w:rPr>
+          <w:rFonts w:cstheme="majorBidi"/>
+          <w:lang w:val="en-US"/>
+        </w:rPr>
+        <w:lastRenderedPageBreak/>
+        <w:t>extensions. The remainder of the report builds on this foundation by detailing the methodology, results, and enhancements introduced in the study.</w:t>
+      </w:r>
     </w:p>
     <w:p>
       <w:pPr>
         <w:tabs>
           <w:tab w:val="left" w:pos="1905"/>
         </w:tabs>
-        <w:rPr>
-          <w:rFonts w:cstheme="majorBidi"/>
-          <w:sz w:val="28"/>
-          <w:szCs w:val="28"/>
-        </w:rPr>
-      </w:pPr>
-      <w:r>
-        <w:rPr>
-          <w:rFonts w:cstheme="majorBidi"/>
-          <w:sz w:val="28"/>
-          <w:szCs w:val="28"/>
-        </w:rPr>
-        <w:lastRenderedPageBreak/>
-        <w:t>Conclus</w:t>
-      </w:r>
-      <w:r>
-        <w:rPr>
-          <w:rFonts w:cstheme="majorBidi"/>
-          <w:sz w:val="28"/>
-          <w:szCs w:val="28"/>
-        </w:rPr>
-        <w:t>ion</w:t>
-      </w:r>
-    </w:p>
-    <w:p>
-      <w:pPr>
-        <w:tabs>
-          <w:tab w:val="left" w:pos="1905"/>
-        </w:tabs>
-        <w:rPr>
-          <w:rFonts w:cstheme="majorBidi"/>
-          <w:color w:val="FF0000"/>
-          <w:sz w:val="28"/>
-          <w:szCs w:val="28"/>
-        </w:rPr>
-      </w:pPr>
-      <w:r>
-        <w:rPr>
-          <w:rFonts w:cstheme="majorBidi"/>
-          <w:color w:val="FF0000"/>
-          <w:sz w:val="28"/>
-          <w:szCs w:val="28"/>
-        </w:rPr>
-        <w:t xml:space="preserve">Ajouter des </w:t>
-      </w:r>
-      <w:r>
         <w:rPr>
           <w:rFonts w:cstheme="majorBidi"/>
           <w:b/>
@@ -3331,11 +3277,328 @@
           <w:sz w:val="28"/>
           <w:szCs w:val="28"/>
         </w:rPr>
+      </w:pPr>
+      <w:r>
+        <w:rPr>
+          <w:rFonts w:cstheme="majorBidi"/>
+          <w:color w:val="FF0000"/>
+          <w:sz w:val="28"/>
+          <w:szCs w:val="28"/>
+        </w:rPr>
+        <w:t xml:space="preserve">Ajouter des </w:t>
+      </w:r>
+      <w:r>
+        <w:rPr>
+          <w:rFonts w:cstheme="majorBidi"/>
+          <w:b/>
+          <w:bCs/>
+          <w:color w:val="FF0000"/>
+          <w:sz w:val="28"/>
+          <w:szCs w:val="28"/>
+        </w:rPr>
         <w:t>citations IEEE / Springer</w:t>
       </w:r>
     </w:p>
     <w:p>
       <w:pPr>
+        <w:tabs>
+          <w:tab w:val="left" w:pos="1905"/>
+        </w:tabs>
+        <w:rPr>
+          <w:rFonts w:cstheme="majorBidi"/>
+          <w:b/>
+          <w:bCs/>
+          <w:color w:val="FF0000"/>
+          <w:sz w:val="28"/>
+          <w:szCs w:val="28"/>
+        </w:rPr>
+      </w:pPr>
+    </w:p>
+    <w:p>
+      <w:pPr>
+        <w:tabs>
+          <w:tab w:val="left" w:pos="1905"/>
+        </w:tabs>
+        <w:rPr>
+          <w:rFonts w:cstheme="majorBidi"/>
+          <w:b/>
+          <w:bCs/>
+          <w:color w:val="FF0000"/>
+          <w:sz w:val="28"/>
+          <w:szCs w:val="28"/>
+        </w:rPr>
+      </w:pPr>
+    </w:p>
+    <w:p>
+      <w:pPr>
+        <w:tabs>
+          <w:tab w:val="left" w:pos="1905"/>
+        </w:tabs>
+        <w:rPr>
+          <w:rFonts w:cstheme="majorBidi"/>
+          <w:b/>
+          <w:bCs/>
+          <w:color w:val="FF0000"/>
+          <w:sz w:val="28"/>
+          <w:szCs w:val="28"/>
+        </w:rPr>
+      </w:pPr>
+    </w:p>
+    <w:p>
+      <w:pPr>
+        <w:tabs>
+          <w:tab w:val="left" w:pos="1905"/>
+        </w:tabs>
+        <w:rPr>
+          <w:rFonts w:cstheme="majorBidi"/>
+          <w:b/>
+          <w:bCs/>
+          <w:color w:val="FF0000"/>
+          <w:sz w:val="28"/>
+          <w:szCs w:val="28"/>
+        </w:rPr>
+      </w:pPr>
+    </w:p>
+    <w:p>
+      <w:pPr>
+        <w:tabs>
+          <w:tab w:val="left" w:pos="1905"/>
+        </w:tabs>
+        <w:rPr>
+          <w:rFonts w:cstheme="majorBidi"/>
+          <w:b/>
+          <w:bCs/>
+          <w:color w:val="FF0000"/>
+          <w:sz w:val="28"/>
+          <w:szCs w:val="28"/>
+        </w:rPr>
+      </w:pPr>
+    </w:p>
+    <w:p>
+      <w:pPr>
+        <w:tabs>
+          <w:tab w:val="left" w:pos="1905"/>
+        </w:tabs>
+        <w:rPr>
+          <w:rFonts w:cstheme="majorBidi"/>
+          <w:b/>
+          <w:bCs/>
+          <w:color w:val="FF0000"/>
+          <w:sz w:val="28"/>
+          <w:szCs w:val="28"/>
+        </w:rPr>
+      </w:pPr>
+    </w:p>
+    <w:p>
+      <w:pPr>
+        <w:tabs>
+          <w:tab w:val="left" w:pos="1905"/>
+        </w:tabs>
+        <w:rPr>
+          <w:rFonts w:cstheme="majorBidi"/>
+          <w:b/>
+          <w:bCs/>
+          <w:color w:val="FF0000"/>
+          <w:sz w:val="28"/>
+          <w:szCs w:val="28"/>
+        </w:rPr>
+      </w:pPr>
+    </w:p>
+    <w:p>
+      <w:pPr>
+        <w:tabs>
+          <w:tab w:val="left" w:pos="1905"/>
+        </w:tabs>
+        <w:rPr>
+          <w:rFonts w:cstheme="majorBidi"/>
+          <w:b/>
+          <w:bCs/>
+          <w:color w:val="FF0000"/>
+          <w:sz w:val="28"/>
+          <w:szCs w:val="28"/>
+        </w:rPr>
+      </w:pPr>
+    </w:p>
+    <w:p>
+      <w:pPr>
+        <w:tabs>
+          <w:tab w:val="left" w:pos="1905"/>
+        </w:tabs>
+        <w:rPr>
+          <w:rFonts w:cstheme="majorBidi"/>
+          <w:b/>
+          <w:bCs/>
+          <w:color w:val="FF0000"/>
+          <w:sz w:val="28"/>
+          <w:szCs w:val="28"/>
+        </w:rPr>
+      </w:pPr>
+    </w:p>
+    <w:p>
+      <w:pPr>
+        <w:tabs>
+          <w:tab w:val="left" w:pos="1905"/>
+        </w:tabs>
+        <w:rPr>
+          <w:rFonts w:cstheme="majorBidi"/>
+          <w:b/>
+          <w:bCs/>
+          <w:color w:val="FF0000"/>
+          <w:sz w:val="28"/>
+          <w:szCs w:val="28"/>
+        </w:rPr>
+      </w:pPr>
+    </w:p>
+    <w:p>
+      <w:pPr>
+        <w:tabs>
+          <w:tab w:val="left" w:pos="1905"/>
+        </w:tabs>
+        <w:rPr>
+          <w:rFonts w:cstheme="majorBidi"/>
+          <w:b/>
+          <w:bCs/>
+          <w:color w:val="FF0000"/>
+          <w:sz w:val="28"/>
+          <w:szCs w:val="28"/>
+        </w:rPr>
+      </w:pPr>
+    </w:p>
+    <w:p>
+      <w:pPr>
+        <w:tabs>
+          <w:tab w:val="left" w:pos="1905"/>
+        </w:tabs>
+        <w:rPr>
+          <w:rFonts w:cstheme="majorBidi"/>
+          <w:b/>
+          <w:bCs/>
+          <w:color w:val="FF0000"/>
+          <w:sz w:val="28"/>
+          <w:szCs w:val="28"/>
+        </w:rPr>
+      </w:pPr>
+    </w:p>
+    <w:p>
+      <w:pPr>
+        <w:tabs>
+          <w:tab w:val="left" w:pos="1905"/>
+        </w:tabs>
+        <w:rPr>
+          <w:rFonts w:cstheme="majorBidi"/>
+          <w:b/>
+          <w:bCs/>
+          <w:color w:val="FF0000"/>
+          <w:sz w:val="28"/>
+          <w:szCs w:val="28"/>
+        </w:rPr>
+      </w:pPr>
+    </w:p>
+    <w:p>
+      <w:pPr>
+        <w:tabs>
+          <w:tab w:val="left" w:pos="1905"/>
+        </w:tabs>
+        <w:rPr>
+          <w:rFonts w:cstheme="majorBidi"/>
+          <w:b/>
+          <w:bCs/>
+          <w:color w:val="FF0000"/>
+          <w:sz w:val="28"/>
+          <w:szCs w:val="28"/>
+        </w:rPr>
+      </w:pPr>
+    </w:p>
+    <w:p>
+      <w:pPr>
+        <w:tabs>
+          <w:tab w:val="left" w:pos="1905"/>
+        </w:tabs>
+        <w:rPr>
+          <w:rFonts w:cstheme="majorBidi"/>
+          <w:b/>
+          <w:bCs/>
+          <w:color w:val="FF0000"/>
+          <w:sz w:val="28"/>
+          <w:szCs w:val="28"/>
+        </w:rPr>
+      </w:pPr>
+    </w:p>
+    <w:p>
+      <w:pPr>
+        <w:tabs>
+          <w:tab w:val="left" w:pos="1905"/>
+        </w:tabs>
+        <w:rPr>
+          <w:rFonts w:cstheme="majorBidi"/>
+          <w:b/>
+          <w:bCs/>
+          <w:color w:val="FF0000"/>
+          <w:sz w:val="28"/>
+          <w:szCs w:val="28"/>
+        </w:rPr>
+      </w:pPr>
+    </w:p>
+    <w:p>
+      <w:pPr>
+        <w:tabs>
+          <w:tab w:val="left" w:pos="1905"/>
+        </w:tabs>
+        <w:rPr>
+          <w:rFonts w:cstheme="majorBidi"/>
+          <w:b/>
+          <w:bCs/>
+          <w:color w:val="FF0000"/>
+          <w:sz w:val="28"/>
+          <w:szCs w:val="28"/>
+        </w:rPr>
+      </w:pPr>
+    </w:p>
+    <w:p>
+      <w:pPr>
+        <w:tabs>
+          <w:tab w:val="left" w:pos="1905"/>
+        </w:tabs>
+        <w:rPr>
+          <w:rFonts w:cstheme="majorBidi"/>
+          <w:b/>
+          <w:bCs/>
+          <w:color w:val="FF0000"/>
+          <w:sz w:val="28"/>
+          <w:szCs w:val="28"/>
+        </w:rPr>
+      </w:pPr>
+    </w:p>
+    <w:p>
+      <w:pPr>
+        <w:tabs>
+          <w:tab w:val="left" w:pos="1905"/>
+        </w:tabs>
+        <w:rPr>
+          <w:rFonts w:cstheme="majorBidi"/>
+          <w:b/>
+          <w:bCs/>
+          <w:color w:val="FF0000"/>
+          <w:sz w:val="28"/>
+          <w:szCs w:val="28"/>
+        </w:rPr>
+      </w:pPr>
+    </w:p>
+    <w:p>
+      <w:pPr>
+        <w:tabs>
+          <w:tab w:val="left" w:pos="1905"/>
+        </w:tabs>
+        <w:rPr>
+          <w:rFonts w:cstheme="majorBidi"/>
+          <w:color w:val="FF0000"/>
+          <w:sz w:val="28"/>
+          <w:szCs w:val="28"/>
+        </w:rPr>
+      </w:pPr>
+    </w:p>
+    <w:p>
+      <w:pPr>
         <w:pStyle w:val="Heading1"/>
         <w:rPr>
           <w:lang w:val="en-US"/>
@@ -3346,82 +3609,91 @@
         <w:rPr>
           <w:lang w:val="en-US"/>
         </w:rPr>
-        <w:t>Chapter 2</w:t>
-      </w:r>
-      <w:r>
-        <w:rPr>
-          <w:lang w:val="en-US"/>
-        </w:rPr>
-        <w:t xml:space="preserve"> : </w:t>
-      </w:r>
-      <w:r>
-        <w:rPr>
+        <w:lastRenderedPageBreak/>
+        <w:t xml:space="preserve">Chapter </w:t>
+      </w:r>
+      <w:r>
+        <w:rPr>
+          <w:lang w:val="en-US"/>
+        </w:rPr>
+        <w:t>2:</w:t>
+      </w:r>
+      <w:r>
+        <w:rPr>
+          <w:lang w:val="en-US"/>
+        </w:rPr>
+        <w:t xml:space="preserve"> Business Understanding</w:t>
+      </w:r>
+      <w:bookmarkEnd w:id="8"/>
+    </w:p>
+    <w:p>
+      <w:pPr>
+        <w:tabs>
+          <w:tab w:val="left" w:pos="1905"/>
+        </w:tabs>
+        <w:rPr>
+          <w:rFonts w:cstheme="majorBidi"/>
+          <w:lang w:val="en-US"/>
+        </w:rPr>
+      </w:pPr>
+    </w:p>
+    <w:p>
+      <w:pPr>
+        <w:tabs>
+          <w:tab w:val="left" w:pos="1905"/>
+        </w:tabs>
+        <w:rPr>
+          <w:rFonts w:cstheme="majorBidi"/>
+          <w:lang w:val="en-US"/>
+        </w:rPr>
+      </w:pPr>
+      <w:r>
+        <w:rPr>
+          <w:rFonts w:cstheme="majorBidi"/>
+          <w:lang w:val="en-US"/>
+        </w:rPr>
+        <w:t xml:space="preserve">The </w:t>
+      </w:r>
+      <w:r>
+        <w:rPr>
+          <w:rFonts w:cstheme="majorBidi"/>
+          <w:i/>
+          <w:iCs/>
           <w:lang w:val="en-US"/>
         </w:rPr>
         <w:t>Business Understanding</w:t>
       </w:r>
-      <w:bookmarkEnd w:id="8"/>
-    </w:p>
-    <w:p>
-      <w:pPr>
-        <w:tabs>
-          <w:tab w:val="left" w:pos="1905"/>
-        </w:tabs>
-        <w:rPr>
-          <w:rFonts w:cstheme="majorBidi"/>
-          <w:sz w:val="28"/>
-          <w:szCs w:val="28"/>
-          <w:lang w:val="en-US"/>
-        </w:rPr>
-      </w:pPr>
-      <w:r>
-        <w:rPr>
-          <w:rFonts w:cstheme="majorBidi"/>
-          <w:sz w:val="28"/>
-          <w:szCs w:val="28"/>
-          <w:lang w:val="en-US"/>
-        </w:rPr>
-        <w:t xml:space="preserve">Introduction </w:t>
-      </w:r>
-    </w:p>
-    <w:p>
-      <w:pPr>
-        <w:tabs>
-          <w:tab w:val="left" w:pos="1905"/>
-        </w:tabs>
-        <w:rPr>
-          <w:rFonts w:cstheme="majorBidi"/>
-          <w:sz w:val="28"/>
-          <w:szCs w:val="28"/>
-          <w:lang w:val="en-US"/>
-        </w:rPr>
-      </w:pPr>
-    </w:p>
-    <w:p>
-      <w:pPr>
-        <w:tabs>
-          <w:tab w:val="left" w:pos="1905"/>
-        </w:tabs>
-        <w:rPr>
-          <w:rFonts w:cstheme="majorBidi"/>
-          <w:sz w:val="28"/>
-          <w:szCs w:val="28"/>
-          <w:lang w:val="en-US"/>
-        </w:rPr>
-      </w:pPr>
-    </w:p>
-    <w:p>
-      <w:pPr>
-        <w:tabs>
-          <w:tab w:val="left" w:pos="1905"/>
-        </w:tabs>
-        <w:rPr>
-          <w:rFonts w:cstheme="majorBidi"/>
-          <w:sz w:val="28"/>
-          <w:szCs w:val="28"/>
-          <w:lang w:val="en-US"/>
-        </w:rPr>
-      </w:pPr>
+      <w:r>
+        <w:rPr>
+          <w:rFonts w:cstheme="majorBidi"/>
+          <w:lang w:val="en-US"/>
+        </w:rPr>
+        <w:t xml:space="preserve"> phase of the CRISP</w:t>
+      </w:r>
+      <w:r>
+        <w:rPr>
+          <w:rFonts w:cstheme="majorBidi"/>
+          <w:lang w:val="en-US"/>
+        </w:rPr>
+        <w:noBreakHyphen/>
+        <w:t xml:space="preserve">DM methodology focuses on defining the business problem and translating it into clear data mining objectives. In this project, the main challenge is </w:t>
+      </w:r>
+      <w:r>
+        <w:rPr>
+          <w:rFonts w:cstheme="majorBidi"/>
+          <w:b/>
+          <w:bCs/>
+          <w:lang w:val="en-US"/>
+        </w:rPr>
+        <w:t>customer churn</w:t>
+      </w:r>
+      <w:r>
+        <w:rPr>
+          <w:rFonts w:cstheme="majorBidi"/>
+          <w:lang w:val="en-US"/>
+        </w:rPr>
+        <w:t>, which represents a major threat to business profitability. Predicting churn allows organizations to identify customers at risk of leaving and to implement effective retention strategies. This chapter outlines the business objectives, data mining goals, and success criteria guiding the churn prediction project.</w:t>
+      </w:r>
     </w:p>
     <w:p>
       <w:pPr>
@@ -3479,143 +3751,161 @@
     </w:p>
     <w:p>
       <w:pPr>
-        <w:numPr>
-          <w:ilvl w:val="0"/>
-          <w:numId w:val="9"/>
-        </w:numPr>
-        <w:tabs>
-          <w:tab w:val="left" w:pos="1905"/>
-        </w:tabs>
-        <w:rPr>
-          <w:rFonts w:cstheme="majorBidi"/>
-          <w:sz w:val="28"/>
-          <w:szCs w:val="28"/>
-        </w:rPr>
-      </w:pPr>
-      <w:r>
-        <w:rPr>
-          <w:rFonts w:cstheme="majorBidi"/>
-          <w:sz w:val="28"/>
-          <w:szCs w:val="28"/>
-        </w:rPr>
-        <w:t xml:space="preserve">Customer </w:t>
-      </w:r>
-      <w:proofErr w:type="spellStart"/>
-      <w:r>
-        <w:rPr>
-          <w:rFonts w:cstheme="majorBidi"/>
-          <w:sz w:val="28"/>
-          <w:szCs w:val="28"/>
-        </w:rPr>
-        <w:t>retention</w:t>
-      </w:r>
-      <w:proofErr w:type="spellEnd"/>
-      <w:r>
-        <w:rPr>
-          <w:rFonts w:cstheme="majorBidi"/>
-          <w:sz w:val="28"/>
-          <w:szCs w:val="28"/>
-        </w:rPr>
-        <w:t xml:space="preserve"> and </w:t>
-      </w:r>
-      <w:proofErr w:type="spellStart"/>
-      <w:r>
-        <w:rPr>
-          <w:rFonts w:cstheme="majorBidi"/>
-          <w:sz w:val="28"/>
-          <w:szCs w:val="28"/>
-        </w:rPr>
-        <w:t>churn</w:t>
-      </w:r>
-      <w:proofErr w:type="spellEnd"/>
-      <w:r>
-        <w:rPr>
-          <w:rFonts w:cstheme="majorBidi"/>
-          <w:sz w:val="28"/>
-          <w:szCs w:val="28"/>
-        </w:rPr>
-        <w:t xml:space="preserve"> </w:t>
-      </w:r>
-      <w:proofErr w:type="spellStart"/>
-      <w:r>
-        <w:rPr>
-          <w:rFonts w:cstheme="majorBidi"/>
-          <w:sz w:val="28"/>
-          <w:szCs w:val="28"/>
-        </w:rPr>
-        <w:t>reduction</w:t>
-      </w:r>
-      <w:proofErr w:type="spellEnd"/>
-    </w:p>
-    <w:p>
-      <w:pPr>
-        <w:numPr>
-          <w:ilvl w:val="0"/>
-          <w:numId w:val="9"/>
-        </w:numPr>
-        <w:tabs>
-          <w:tab w:val="left" w:pos="1905"/>
-        </w:tabs>
-        <w:rPr>
-          <w:rFonts w:cstheme="majorBidi"/>
-          <w:sz w:val="28"/>
-          <w:szCs w:val="28"/>
-        </w:rPr>
-      </w:pPr>
-      <w:r>
-        <w:rPr>
-          <w:rFonts w:cstheme="majorBidi"/>
-          <w:sz w:val="28"/>
-          <w:szCs w:val="28"/>
-        </w:rPr>
-        <w:t xml:space="preserve">Value of </w:t>
-      </w:r>
-      <w:proofErr w:type="spellStart"/>
-      <w:r>
-        <w:rPr>
-          <w:rFonts w:cstheme="majorBidi"/>
-          <w:sz w:val="28"/>
-          <w:szCs w:val="28"/>
-        </w:rPr>
-        <w:t>churn</w:t>
-      </w:r>
-      <w:proofErr w:type="spellEnd"/>
-      <w:r>
-        <w:rPr>
-          <w:rFonts w:cstheme="majorBidi"/>
-          <w:sz w:val="28"/>
-          <w:szCs w:val="28"/>
-        </w:rPr>
-        <w:t xml:space="preserve"> </w:t>
-      </w:r>
-      <w:proofErr w:type="spellStart"/>
-      <w:r>
-        <w:rPr>
-          <w:rFonts w:cstheme="majorBidi"/>
-          <w:sz w:val="28"/>
-          <w:szCs w:val="28"/>
-        </w:rPr>
-        <w:t>prediction</w:t>
-      </w:r>
-      <w:proofErr w:type="spellEnd"/>
-      <w:r>
-        <w:rPr>
-          <w:rFonts w:cstheme="majorBidi"/>
-          <w:sz w:val="28"/>
-          <w:szCs w:val="28"/>
-        </w:rPr>
-        <w:t xml:space="preserve"> </w:t>
-      </w:r>
-      <w:proofErr w:type="spellStart"/>
-      <w:r>
-        <w:rPr>
-          <w:rFonts w:cstheme="majorBidi"/>
-          <w:sz w:val="28"/>
-          <w:szCs w:val="28"/>
-        </w:rPr>
-        <w:t>systems</w:t>
-      </w:r>
-      <w:proofErr w:type="spellEnd"/>
+        <w:ind w:left="360"/>
+        <w:rPr>
+          <w:lang w:val="en-US"/>
+        </w:rPr>
+      </w:pPr>
+      <w:r>
+        <w:rPr>
+          <w:lang w:val="en-US"/>
+        </w:rPr>
+        <w:t>In the highly competitive telecommunications industry, customer retention has become a critical strategic objective for service providers. As emphasized in the reference article, retaining existing customers is significantly less costly than acquiring new ones, and even a small reduction in churn rate can lead to substantial financial benefits. Customer churn directly impacts revenue, profitability, and market share, making it a key concern for telecom operators operating in saturated markets.</w:t>
+      </w:r>
+    </w:p>
+    <w:p>
+      <w:pPr>
+        <w:ind w:left="360"/>
+        <w:rPr>
+          <w:lang w:val="en-US"/>
+        </w:rPr>
+      </w:pPr>
+      <w:r>
+        <w:rPr>
+          <w:lang w:val="en-US"/>
+        </w:rPr>
+        <w:t>The primary business objective of this study is to support churn reduction by enabling the early identification of customers who are at risk of leaving the service provider. By predicting churn behavior in advance, companies can design targeted retention strategies, such as personalized offers or improved customer support, rather than relying on reactive approaches that are often less effective. Therefore, a reliable churn prediction system serves as a valuable decision</w:t>
+      </w:r>
+      <w:r>
+        <w:rPr>
+          <w:lang w:val="en-US"/>
+        </w:rPr>
+        <w:noBreakHyphen/>
+        <w:t>support tool, allowing businesses to optimize customer relationship management and enhance long</w:t>
+      </w:r>
+      <w:r>
+        <w:rPr>
+          <w:lang w:val="en-US"/>
+        </w:rPr>
+        <w:noBreakHyphen/>
+        <w:t>term customer loyalty.</w:t>
+      </w:r>
+    </w:p>
+    <w:p>
+      <w:pPr>
+        <w:ind w:left="360"/>
+        <w:rPr>
+          <w:color w:val="FF0000"/>
+          <w:lang w:val="en-US"/>
+        </w:rPr>
+      </w:pPr>
+      <w:r>
+        <w:rPr>
+          <w:color w:val="FF0000"/>
+          <w:lang w:val="en-US"/>
+        </w:rPr>
+        <w:t xml:space="preserve">Summarize </w:t>
+      </w:r>
+      <w:r>
+        <w:rPr>
+          <w:color w:val="FF0000"/>
+          <w:lang w:val="en-US"/>
+        </w:rPr>
+        <w:t xml:space="preserve">picture </w:t>
+      </w:r>
+    </w:p>
+    <w:p>
+      <w:pPr>
+        <w:ind w:left="360"/>
+        <w:rPr>
+          <w:lang w:val="en-US"/>
+        </w:rPr>
+      </w:pPr>
+      <w:r>
+        <w:rPr>
+          <w:noProof/>
+          <w:lang w:val="en-US"/>
+        </w:rPr>
+        <w:lastRenderedPageBreak/>
+        <w:drawing>
+          <wp:inline distT="0" distB="0" distL="0" distR="0" wp14:anchorId="43A95364" wp14:editId="24E0E2B4">
+            <wp:extent cx="6064564" cy="2237509"/>
+            <wp:effectExtent l="0" t="0" r="0" b="0"/>
+            <wp:docPr id="1363124168" name="Picture 1"/>
+            <wp:cNvGraphicFramePr>
+              <a:graphicFrameLocks xmlns:a="http://schemas.openxmlformats.org/drawingml/2006/main" noChangeAspect="1"/>
+            </wp:cNvGraphicFramePr>
+            <a:graphic xmlns:a="http://schemas.openxmlformats.org/drawingml/2006/main">
+              <a:graphicData uri="http://schemas.openxmlformats.org/drawingml/2006/picture">
+                <pic:pic xmlns:pic="http://schemas.openxmlformats.org/drawingml/2006/picture">
+                  <pic:nvPicPr>
+                    <pic:cNvPr id="0" name="Picture 3"/>
+                    <pic:cNvPicPr>
+                      <a:picLocks noChangeAspect="1" noChangeArrowheads="1"/>
+                    </pic:cNvPicPr>
+                  </pic:nvPicPr>
+                  <pic:blipFill>
+                    <a:blip r:embed="rId10">
+                      <a:extLst>
+                        <a:ext uri="{28A0092B-C50C-407E-A947-70E740481C1C}">
+                          <a14:useLocalDpi xmlns:a14="http://schemas.microsoft.com/office/drawing/2010/main" val="0"/>
+                        </a:ext>
+                      </a:extLst>
+                    </a:blip>
+                    <a:srcRect/>
+                    <a:stretch>
+                      <a:fillRect/>
+                    </a:stretch>
+                  </pic:blipFill>
+                  <pic:spPr bwMode="auto">
+                    <a:xfrm>
+                      <a:off x="0" y="0"/>
+                      <a:ext cx="6181122" cy="2280513"/>
+                    </a:xfrm>
+                    <a:prstGeom prst="rect">
+                      <a:avLst/>
+                    </a:prstGeom>
+                    <a:noFill/>
+                    <a:ln>
+                      <a:noFill/>
+                    </a:ln>
+                  </pic:spPr>
+                </pic:pic>
+              </a:graphicData>
+            </a:graphic>
+          </wp:inline>
+        </w:drawing>
+      </w:r>
+    </w:p>
+    <w:p>
+      <w:pPr>
+        <w:jc w:val="center"/>
+        <w:rPr>
+          <w:b/>
+          <w:bCs/>
+        </w:rPr>
+      </w:pPr>
+      <w:r>
+        <w:rPr>
+          <w:b/>
+          <w:bCs/>
+        </w:rPr>
+        <w:t>Business Objectives</w:t>
+      </w:r>
+      <w:r>
+        <w:rPr>
+          <w:b/>
+          <w:bCs/>
+        </w:rPr>
+        <w:t>***</w:t>
+      </w:r>
+    </w:p>
+    <w:p>
+      <w:pPr>
+        <w:rPr>
+          <w:lang w:val="en-US"/>
+        </w:rPr>
+      </w:pPr>
     </w:p>
     <w:p>
       <w:pPr>
@@ -3633,81 +3923,293 @@
     </w:p>
     <w:p>
       <w:pPr>
-        <w:numPr>
-          <w:ilvl w:val="0"/>
-          <w:numId w:val="10"/>
-        </w:numPr>
-        <w:tabs>
-          <w:tab w:val="left" w:pos="1905"/>
-        </w:tabs>
-        <w:rPr>
-          <w:rFonts w:cstheme="majorBidi"/>
-          <w:sz w:val="28"/>
-          <w:szCs w:val="28"/>
-          <w:lang w:val="en-US"/>
-        </w:rPr>
-      </w:pPr>
-      <w:r>
-        <w:rPr>
-          <w:rFonts w:cstheme="majorBidi"/>
-          <w:sz w:val="28"/>
-          <w:szCs w:val="28"/>
-          <w:lang w:val="en-US"/>
-        </w:rPr>
-        <w:t>Predict customer churn (Yes / No)</w:t>
-      </w:r>
-    </w:p>
-    <w:p>
-      <w:pPr>
-        <w:numPr>
-          <w:ilvl w:val="0"/>
-          <w:numId w:val="10"/>
-        </w:numPr>
-        <w:tabs>
-          <w:tab w:val="left" w:pos="1905"/>
-        </w:tabs>
-        <w:rPr>
-          <w:rFonts w:cstheme="majorBidi"/>
-          <w:sz w:val="28"/>
-          <w:szCs w:val="28"/>
-        </w:rPr>
-      </w:pPr>
-      <w:r>
-        <w:rPr>
-          <w:rFonts w:cstheme="majorBidi"/>
-          <w:sz w:val="28"/>
-          <w:szCs w:val="28"/>
-        </w:rPr>
-        <w:t xml:space="preserve">Compare multiple machine </w:t>
-      </w:r>
-      <w:proofErr w:type="spellStart"/>
-      <w:r>
-        <w:rPr>
-          <w:rFonts w:cstheme="majorBidi"/>
-          <w:sz w:val="28"/>
-          <w:szCs w:val="28"/>
-        </w:rPr>
-        <w:t>learning</w:t>
-      </w:r>
-      <w:proofErr w:type="spellEnd"/>
-      <w:r>
-        <w:rPr>
-          <w:rFonts w:cstheme="majorBidi"/>
-          <w:sz w:val="28"/>
-          <w:szCs w:val="28"/>
-        </w:rPr>
-        <w:t xml:space="preserve"> </w:t>
-      </w:r>
-      <w:proofErr w:type="spellStart"/>
-      <w:r>
-        <w:rPr>
-          <w:rFonts w:cstheme="majorBidi"/>
-          <w:sz w:val="28"/>
-          <w:szCs w:val="28"/>
-        </w:rPr>
-        <w:t>models</w:t>
-      </w:r>
-      <w:proofErr w:type="spellEnd"/>
+        <w:pStyle w:val="NormalWeb"/>
+        <w:spacing w:line="300" w:lineRule="atLeast"/>
+        <w:ind w:left="372"/>
+        <w:rPr>
+          <w:rFonts w:ascii="Segoe UI" w:hAnsi="Segoe UI" w:cs="Segoe UI"/>
+          <w:sz w:val="21"/>
+          <w:szCs w:val="21"/>
+          <w:lang w:val="en-US"/>
+        </w:rPr>
+      </w:pPr>
+      <w:bookmarkStart w:id="12" w:name="_Toc226454235"/>
+      <w:r>
+        <w:rPr>
+          <w:rFonts w:ascii="Segoe UI" w:hAnsi="Segoe UI" w:cs="Segoe UI"/>
+          <w:sz w:val="21"/>
+          <w:szCs w:val="21"/>
+          <w:lang w:val="en-US"/>
+        </w:rPr>
+        <w:t xml:space="preserve">The primary objective of this data mining project is to </w:t>
+      </w:r>
+      <w:r>
+        <w:rPr>
+          <w:rStyle w:val="Strong"/>
+          <w:rFonts w:ascii="Segoe UI" w:eastAsiaTheme="majorEastAsia" w:hAnsi="Segoe UI" w:cs="Segoe UI"/>
+          <w:b w:val="0"/>
+          <w:bCs w:val="0"/>
+          <w:sz w:val="21"/>
+          <w:szCs w:val="21"/>
+          <w:lang w:val="en-US"/>
+        </w:rPr>
+        <w:t>predict customer churn</w:t>
+      </w:r>
+      <w:r>
+        <w:rPr>
+          <w:rFonts w:ascii="Segoe UI" w:hAnsi="Segoe UI" w:cs="Segoe UI"/>
+          <w:b/>
+          <w:bCs/>
+          <w:sz w:val="21"/>
+          <w:szCs w:val="21"/>
+          <w:lang w:val="en-US"/>
+        </w:rPr>
+        <w:t xml:space="preserve">, </w:t>
+      </w:r>
+      <w:r>
+        <w:rPr>
+          <w:rFonts w:ascii="Segoe UI" w:hAnsi="Segoe UI" w:cs="Segoe UI"/>
+          <w:sz w:val="21"/>
+          <w:szCs w:val="21"/>
+          <w:lang w:val="en-US"/>
+        </w:rPr>
+        <w:t>defined as whether a customer is likely to discontinue using a company’s services (</w:t>
+      </w:r>
+      <w:r>
+        <w:rPr>
+          <w:rStyle w:val="Strong"/>
+          <w:rFonts w:ascii="Segoe UI" w:eastAsiaTheme="majorEastAsia" w:hAnsi="Segoe UI" w:cs="Segoe UI"/>
+          <w:b w:val="0"/>
+          <w:bCs w:val="0"/>
+          <w:sz w:val="21"/>
+          <w:szCs w:val="21"/>
+          <w:lang w:val="en-US"/>
+        </w:rPr>
+        <w:t>Yes / No</w:t>
+      </w:r>
+      <w:r>
+        <w:rPr>
+          <w:rFonts w:ascii="Segoe UI" w:hAnsi="Segoe UI" w:cs="Segoe UI"/>
+          <w:sz w:val="21"/>
+          <w:szCs w:val="21"/>
+          <w:lang w:val="en-US"/>
+        </w:rPr>
+        <w:t>).</w:t>
+      </w:r>
+      <w:r>
+        <w:rPr>
+          <w:rFonts w:ascii="Segoe UI" w:hAnsi="Segoe UI" w:cs="Segoe UI"/>
+          <w:sz w:val="21"/>
+          <w:szCs w:val="21"/>
+          <w:lang w:val="en-US"/>
+        </w:rPr>
+        <w:t xml:space="preserve"> Customer churn prediction is a critical task in customer relationship management, as retaining existing customers is often more cost</w:t>
+      </w:r>
+      <w:r>
+        <w:rPr>
+          <w:rFonts w:ascii="Segoe UI" w:hAnsi="Segoe UI" w:cs="Segoe UI"/>
+          <w:sz w:val="21"/>
+          <w:szCs w:val="21"/>
+          <w:lang w:val="en-US"/>
+        </w:rPr>
+        <w:noBreakHyphen/>
+        <w:t>effective than acquiring new ones. By leveraging historical customer data and machine learning techniques, the organization can proactively identify high</w:t>
+      </w:r>
+      <w:r>
+        <w:rPr>
+          <w:rFonts w:ascii="Segoe UI" w:hAnsi="Segoe UI" w:cs="Segoe UI"/>
+          <w:sz w:val="21"/>
+          <w:szCs w:val="21"/>
+          <w:lang w:val="en-US"/>
+        </w:rPr>
+        <w:noBreakHyphen/>
+        <w:t>risk customers and take targeted retention actions.</w:t>
+      </w:r>
+    </w:p>
+    <w:p>
+      <w:pPr>
+        <w:pStyle w:val="NormalWeb"/>
+        <w:spacing w:line="300" w:lineRule="atLeast"/>
+        <w:ind w:left="372"/>
+        <w:rPr>
+          <w:rFonts w:ascii="Segoe UI" w:hAnsi="Segoe UI" w:cs="Segoe UI"/>
+          <w:sz w:val="21"/>
+          <w:szCs w:val="21"/>
+          <w:lang w:val="en-US"/>
+        </w:rPr>
+      </w:pPr>
+      <w:r>
+        <w:rPr>
+          <w:rFonts w:ascii="Segoe UI" w:hAnsi="Segoe UI" w:cs="Segoe UI"/>
+          <w:sz w:val="21"/>
+          <w:szCs w:val="21"/>
+          <w:lang w:val="en-US"/>
+        </w:rPr>
+        <w:t xml:space="preserve">To achieve this objective, the project aims to </w:t>
+      </w:r>
+      <w:r>
+        <w:rPr>
+          <w:rStyle w:val="Strong"/>
+          <w:rFonts w:ascii="Segoe UI" w:eastAsiaTheme="majorEastAsia" w:hAnsi="Segoe UI" w:cs="Segoe UI"/>
+          <w:b w:val="0"/>
+          <w:bCs w:val="0"/>
+          <w:sz w:val="21"/>
+          <w:szCs w:val="21"/>
+          <w:lang w:val="en-US"/>
+        </w:rPr>
+        <w:t>build and evaluate multiple machine learning models</w:t>
+      </w:r>
+      <w:r>
+        <w:rPr>
+          <w:rFonts w:ascii="Segoe UI" w:hAnsi="Segoe UI" w:cs="Segoe UI"/>
+          <w:sz w:val="21"/>
+          <w:szCs w:val="21"/>
+          <w:lang w:val="en-US"/>
+        </w:rPr>
+        <w:t xml:space="preserve"> capable of performing binary classification. These models are trained using relevant customer attributes such as demographic information, service usage patterns, billing details, and interaction history. Comparing multiple algorithms allows us to identify the most effective model in terms of predictive performance, robustness, and interpretability. This comparative approach ensures that the final selected model is not only accurate but also suitable for real</w:t>
+      </w:r>
+      <w:r>
+        <w:rPr>
+          <w:rFonts w:ascii="Segoe UI" w:hAnsi="Segoe UI" w:cs="Segoe UI"/>
+          <w:sz w:val="21"/>
+          <w:szCs w:val="21"/>
+          <w:lang w:val="en-US"/>
+        </w:rPr>
+        <w:noBreakHyphen/>
+        <w:t>world deployment.</w:t>
+      </w:r>
+    </w:p>
+    <w:p>
+      <w:pPr>
+        <w:pStyle w:val="NormalWeb"/>
+        <w:spacing w:line="300" w:lineRule="atLeast"/>
+        <w:ind w:left="372"/>
+        <w:rPr>
+          <w:rFonts w:ascii="Segoe UI" w:hAnsi="Segoe UI" w:cs="Segoe UI"/>
+          <w:color w:val="FF0000"/>
+          <w:sz w:val="21"/>
+          <w:szCs w:val="21"/>
+          <w:lang w:val="en-US"/>
+        </w:rPr>
+      </w:pPr>
+      <w:r>
+        <w:rPr>
+          <w:rFonts w:ascii="Segoe UI" w:hAnsi="Segoe UI" w:cs="Segoe UI"/>
+          <w:color w:val="FF0000"/>
+          <w:sz w:val="21"/>
+          <w:szCs w:val="21"/>
+          <w:lang w:val="en-US"/>
+        </w:rPr>
+        <w:t xml:space="preserve">Summarize </w:t>
+      </w:r>
+    </w:p>
+    <w:p>
+      <w:pPr>
+        <w:pStyle w:val="NormalWeb"/>
+        <w:spacing w:line="300" w:lineRule="atLeast"/>
+        <w:ind w:left="372"/>
+        <w:jc w:val="center"/>
+        <w:rPr>
+          <w:rFonts w:ascii="Segoe UI" w:hAnsi="Segoe UI" w:cs="Segoe UI"/>
+          <w:sz w:val="21"/>
+          <w:szCs w:val="21"/>
+          <w:lang w:val="en-US"/>
+        </w:rPr>
+      </w:pPr>
+      <w:r>
+        <w:rPr>
+          <w:rFonts w:cstheme="majorBidi"/>
+          <w:noProof/>
+          <w:sz w:val="28"/>
+          <w:szCs w:val="28"/>
+          <w:lang w:val="en-US"/>
+        </w:rPr>
+        <w:lastRenderedPageBreak/>
+        <w:drawing>
+          <wp:inline distT="0" distB="0" distL="0" distR="0" wp14:anchorId="25CC342E" wp14:editId="0B023E1F">
+            <wp:extent cx="4423841" cy="3754582"/>
+            <wp:effectExtent l="0" t="0" r="0" b="0"/>
+            <wp:docPr id="2015756423" name="Picture 3"/>
+            <wp:cNvGraphicFramePr>
+              <a:graphicFrameLocks xmlns:a="http://schemas.openxmlformats.org/drawingml/2006/main" noChangeAspect="1"/>
+            </wp:cNvGraphicFramePr>
+            <a:graphic xmlns:a="http://schemas.openxmlformats.org/drawingml/2006/main">
+              <a:graphicData uri="http://schemas.openxmlformats.org/drawingml/2006/picture">
+                <pic:pic xmlns:pic="http://schemas.openxmlformats.org/drawingml/2006/picture">
+                  <pic:nvPicPr>
+                    <pic:cNvPr id="0" name="Picture 5"/>
+                    <pic:cNvPicPr>
+                      <a:picLocks noChangeAspect="1" noChangeArrowheads="1"/>
+                    </pic:cNvPicPr>
+                  </pic:nvPicPr>
+                  <pic:blipFill>
+                    <a:blip r:embed="rId11">
+                      <a:extLst>
+                        <a:ext uri="{28A0092B-C50C-407E-A947-70E740481C1C}">
+                          <a14:useLocalDpi xmlns:a14="http://schemas.microsoft.com/office/drawing/2010/main" val="0"/>
+                        </a:ext>
+                      </a:extLst>
+                    </a:blip>
+                    <a:srcRect/>
+                    <a:stretch>
+                      <a:fillRect/>
+                    </a:stretch>
+                  </pic:blipFill>
+                  <pic:spPr bwMode="auto">
+                    <a:xfrm>
+                      <a:off x="0" y="0"/>
+                      <a:ext cx="4483559" cy="3805265"/>
+                    </a:xfrm>
+                    <a:prstGeom prst="rect">
+                      <a:avLst/>
+                    </a:prstGeom>
+                    <a:noFill/>
+                    <a:ln>
+                      <a:noFill/>
+                    </a:ln>
+                  </pic:spPr>
+                </pic:pic>
+              </a:graphicData>
+            </a:graphic>
+          </wp:inline>
+        </w:drawing>
+      </w:r>
+    </w:p>
+    <w:p>
+      <w:pPr>
+        <w:pStyle w:val="NormalWeb"/>
+        <w:spacing w:line="300" w:lineRule="atLeast"/>
+        <w:ind w:left="372"/>
+        <w:jc w:val="center"/>
+        <w:rPr>
+          <w:rFonts w:ascii="Segoe UI" w:hAnsi="Segoe UI" w:cs="Segoe UI"/>
+          <w:sz w:val="21"/>
+          <w:szCs w:val="21"/>
+          <w:lang w:val="en-US"/>
+        </w:rPr>
+      </w:pPr>
+      <w:r>
+        <w:rPr>
+          <w:rFonts w:ascii="Segoe UI" w:hAnsi="Segoe UI" w:cs="Segoe UI"/>
+          <w:sz w:val="21"/>
+          <w:szCs w:val="21"/>
+          <w:lang w:val="en-US"/>
+        </w:rPr>
+        <w:t>********</w:t>
+      </w:r>
+    </w:p>
+    <w:p>
+      <w:pPr>
+        <w:pStyle w:val="NormalWeb"/>
+        <w:spacing w:line="300" w:lineRule="atLeast"/>
+        <w:ind w:left="372"/>
+        <w:rPr>
+          <w:rFonts w:ascii="Segoe UI" w:hAnsi="Segoe UI" w:cs="Segoe UI"/>
+          <w:sz w:val="21"/>
+          <w:szCs w:val="21"/>
+          <w:lang w:val="en-US"/>
+        </w:rPr>
+      </w:pPr>
     </w:p>
     <w:p>
       <w:pPr>
@@ -3717,7 +4219,6 @@
           <w:numId w:val="45"/>
         </w:numPr>
       </w:pPr>
-      <w:bookmarkStart w:id="12" w:name="_Toc226454235"/>
       <w:r>
         <w:t xml:space="preserve">Success </w:t>
       </w:r>
@@ -3730,10 +4231,884 @@
     </w:p>
     <w:p>
       <w:pPr>
-        <w:numPr>
-          <w:ilvl w:val="0"/>
-          <w:numId w:val="11"/>
-        </w:numPr>
+        <w:pStyle w:val="NormalWeb"/>
+        <w:spacing w:line="300" w:lineRule="atLeast"/>
+        <w:ind w:left="372"/>
+        <w:rPr>
+          <w:rFonts w:ascii="Segoe UI" w:hAnsi="Segoe UI" w:cs="Segoe UI"/>
+          <w:sz w:val="21"/>
+          <w:szCs w:val="21"/>
+          <w:lang w:val="en-US"/>
+        </w:rPr>
+      </w:pPr>
+      <w:r>
+        <w:rPr>
+          <w:rFonts w:ascii="Segoe UI" w:hAnsi="Segoe UI" w:cs="Segoe UI"/>
+          <w:sz w:val="21"/>
+          <w:szCs w:val="21"/>
+          <w:lang w:val="en-US"/>
+        </w:rPr>
+        <w:t>The success of the churn prediction system is evaluated using both business</w:t>
+      </w:r>
+      <w:r>
+        <w:rPr>
+          <w:rFonts w:ascii="Segoe UI" w:hAnsi="Segoe UI" w:cs="Segoe UI"/>
+          <w:sz w:val="21"/>
+          <w:szCs w:val="21"/>
+          <w:lang w:val="en-US"/>
+        </w:rPr>
+        <w:noBreakHyphen/>
+        <w:t>oriented and technical criteria. From a business perspective, the system is considered successful if it can accurately identify customers who are likely to churn, thereby enabling proactive retention actions and supporting strategic decision</w:t>
+      </w:r>
+      <w:r>
+        <w:rPr>
+          <w:rFonts w:ascii="Segoe UI" w:hAnsi="Segoe UI" w:cs="Segoe UI"/>
+          <w:sz w:val="21"/>
+          <w:szCs w:val="21"/>
+          <w:lang w:val="en-US"/>
+        </w:rPr>
+        <w:noBreakHyphen/>
+        <w:t>making. The model should provide insights that are actionable and useful for improving customer retention policies.</w:t>
+      </w:r>
+    </w:p>
+    <w:p>
+      <w:pPr>
+        <w:pStyle w:val="NormalWeb"/>
+        <w:spacing w:line="300" w:lineRule="atLeast"/>
+        <w:ind w:left="372"/>
+        <w:rPr>
+          <w:rFonts w:ascii="Segoe UI" w:hAnsi="Segoe UI" w:cs="Segoe UI"/>
+          <w:sz w:val="21"/>
+          <w:szCs w:val="21"/>
+          <w:lang w:val="en-US"/>
+        </w:rPr>
+      </w:pPr>
+      <w:r>
+        <w:rPr>
+          <w:rFonts w:ascii="Segoe UI" w:hAnsi="Segoe UI" w:cs="Segoe UI"/>
+          <w:sz w:val="21"/>
+          <w:szCs w:val="21"/>
+          <w:lang w:val="en-US"/>
+        </w:rPr>
+        <w:t>From a technical standpoint, the success criteria are defined using standard classification performance metrics, as adopted in the reference article. These metrics include accuracy, which measures the overall correctness of the model; recall, which evaluates the ability to correctly identify churners; precision, which assesses the reliability of churn predictions; and the F</w:t>
+      </w:r>
+      <w:r>
+        <w:rPr>
+          <w:rFonts w:ascii="Segoe UI" w:hAnsi="Segoe UI" w:cs="Segoe UI"/>
+          <w:sz w:val="21"/>
+          <w:szCs w:val="21"/>
+          <w:lang w:val="en-US"/>
+        </w:rPr>
+        <w:noBreakHyphen/>
+        <w:t>measure, which provides a balance between precision and recall. In addition, the Area Under the ROC Curve (AUC) is used as a global performance indicator to evaluate the model’s ability to discriminate between churners and non</w:t>
+      </w:r>
+      <w:r>
+        <w:rPr>
+          <w:rFonts w:ascii="Segoe UI" w:hAnsi="Segoe UI" w:cs="Segoe UI"/>
+          <w:sz w:val="21"/>
+          <w:szCs w:val="21"/>
+          <w:lang w:val="en-US"/>
+        </w:rPr>
+        <w:noBreakHyphen/>
+        <w:t>churners across different classification thresholds. Together, these metrics provide a comprehensive framework for assessing the effectiveness and robustness of the churn prediction models.</w:t>
+      </w:r>
+    </w:p>
+    <w:p>
+      <w:pPr>
+        <w:pStyle w:val="NormalWeb"/>
+        <w:spacing w:line="300" w:lineRule="atLeast"/>
+        <w:ind w:left="372"/>
+        <w:rPr>
+          <w:rFonts w:ascii="Segoe UI" w:hAnsi="Segoe UI" w:cs="Segoe UI"/>
+          <w:sz w:val="21"/>
+          <w:szCs w:val="21"/>
+          <w:lang w:val="en-US"/>
+        </w:rPr>
+      </w:pPr>
+    </w:p>
+    <w:tbl>
+      <w:tblPr>
+        <w:tblW w:w="8364" w:type="dxa"/>
+        <w:jc w:val="right"/>
+        <w:tblCellSpacing w:w="15" w:type="dxa"/>
+        <w:tblCellMar>
+          <w:top w:w="15" w:type="dxa"/>
+          <w:left w:w="15" w:type="dxa"/>
+          <w:bottom w:w="15" w:type="dxa"/>
+          <w:right w:w="15" w:type="dxa"/>
+        </w:tblCellMar>
+        <w:tblLook w:val="04A0" w:firstRow="1" w:lastRow="0" w:firstColumn="1" w:lastColumn="0" w:noHBand="0" w:noVBand="1"/>
+      </w:tblPr>
+      <w:tblGrid>
+        <w:gridCol w:w="1432"/>
+        <w:gridCol w:w="2147"/>
+        <w:gridCol w:w="4785"/>
+      </w:tblGrid>
+      <w:tr>
+        <w:trPr>
+          <w:trHeight w:val="475"/>
+          <w:tblCellSpacing w:w="15" w:type="dxa"/>
+          <w:jc w:val="right"/>
+        </w:trPr>
+        <w:tc>
+          <w:tcPr>
+            <w:tcW w:w="1387" w:type="dxa"/>
+            <w:shd w:val="clear" w:color="auto" w:fill="215E99" w:themeFill="text2" w:themeFillTint="BF"/>
+            <w:vAlign w:val="center"/>
+            <w:hideMark/>
+          </w:tcPr>
+          <w:p>
+            <w:pPr>
+              <w:tabs>
+                <w:tab w:val="left" w:pos="1905"/>
+              </w:tabs>
+              <w:rPr>
+                <w:rFonts w:cstheme="majorBidi"/>
+                <w:b/>
+                <w:bCs/>
+                <w:color w:val="FFFFFF" w:themeColor="background1"/>
+              </w:rPr>
+            </w:pPr>
+            <w:proofErr w:type="spellStart"/>
+            <w:r>
+              <w:rPr>
+                <w:rFonts w:cstheme="majorBidi"/>
+                <w:b/>
+                <w:bCs/>
+                <w:color w:val="FFFFFF" w:themeColor="background1"/>
+              </w:rPr>
+              <w:lastRenderedPageBreak/>
+              <w:t>Category</w:t>
+            </w:r>
+            <w:proofErr w:type="spellEnd"/>
+          </w:p>
+        </w:tc>
+        <w:tc>
+          <w:tcPr>
+            <w:tcW w:w="2117" w:type="dxa"/>
+            <w:shd w:val="clear" w:color="auto" w:fill="215E99" w:themeFill="text2" w:themeFillTint="BF"/>
+            <w:vAlign w:val="center"/>
+            <w:hideMark/>
+          </w:tcPr>
+          <w:p>
+            <w:pPr>
+              <w:tabs>
+                <w:tab w:val="left" w:pos="1905"/>
+              </w:tabs>
+              <w:rPr>
+                <w:rFonts w:cstheme="majorBidi"/>
+                <w:b/>
+                <w:bCs/>
+                <w:color w:val="FFFFFF" w:themeColor="background1"/>
+              </w:rPr>
+            </w:pPr>
+            <w:proofErr w:type="spellStart"/>
+            <w:r>
+              <w:rPr>
+                <w:rFonts w:cstheme="majorBidi"/>
+                <w:b/>
+                <w:bCs/>
+                <w:color w:val="FFFFFF" w:themeColor="background1"/>
+              </w:rPr>
+              <w:t>Criterion</w:t>
+            </w:r>
+            <w:proofErr w:type="spellEnd"/>
+          </w:p>
+        </w:tc>
+        <w:tc>
+          <w:tcPr>
+            <w:tcW w:w="4740" w:type="dxa"/>
+            <w:shd w:val="clear" w:color="auto" w:fill="215E99" w:themeFill="text2" w:themeFillTint="BF"/>
+            <w:vAlign w:val="center"/>
+            <w:hideMark/>
+          </w:tcPr>
+          <w:p>
+            <w:pPr>
+              <w:tabs>
+                <w:tab w:val="left" w:pos="1905"/>
+              </w:tabs>
+              <w:rPr>
+                <w:rFonts w:cstheme="majorBidi"/>
+                <w:b/>
+                <w:bCs/>
+                <w:color w:val="FFFFFF" w:themeColor="background1"/>
+              </w:rPr>
+            </w:pPr>
+            <w:r>
+              <w:rPr>
+                <w:rFonts w:cstheme="majorBidi"/>
+                <w:b/>
+                <w:bCs/>
+                <w:color w:val="FFFFFF" w:themeColor="background1"/>
+              </w:rPr>
+              <w:t>Description</w:t>
+            </w:r>
+          </w:p>
+        </w:tc>
+      </w:tr>
+      <w:tr>
+        <w:trPr>
+          <w:trHeight w:val="464"/>
+          <w:tblCellSpacing w:w="15" w:type="dxa"/>
+          <w:jc w:val="right"/>
+        </w:trPr>
+        <w:tc>
+          <w:tcPr>
+            <w:tcW w:w="1387" w:type="dxa"/>
+            <w:vAlign w:val="center"/>
+            <w:hideMark/>
+          </w:tcPr>
+          <w:p>
+            <w:pPr>
+              <w:tabs>
+                <w:tab w:val="left" w:pos="1905"/>
+              </w:tabs>
+              <w:rPr>
+                <w:rFonts w:cstheme="majorBidi"/>
+              </w:rPr>
+            </w:pPr>
+            <w:r>
+              <w:rPr>
+                <w:rFonts w:cstheme="majorBidi"/>
+              </w:rPr>
+              <w:t>Business</w:t>
+            </w:r>
+          </w:p>
+        </w:tc>
+        <w:tc>
+          <w:tcPr>
+            <w:tcW w:w="2117" w:type="dxa"/>
+            <w:vAlign w:val="center"/>
+            <w:hideMark/>
+          </w:tcPr>
+          <w:p>
+            <w:pPr>
+              <w:tabs>
+                <w:tab w:val="left" w:pos="1905"/>
+              </w:tabs>
+              <w:rPr>
+                <w:rFonts w:cstheme="majorBidi"/>
+              </w:rPr>
+            </w:pPr>
+            <w:r>
+              <w:rPr>
+                <w:rFonts w:cstheme="majorBidi"/>
+              </w:rPr>
+              <w:t xml:space="preserve">Churn </w:t>
+            </w:r>
+            <w:proofErr w:type="spellStart"/>
+            <w:r>
+              <w:rPr>
+                <w:rFonts w:cstheme="majorBidi"/>
+              </w:rPr>
+              <w:t>reduction</w:t>
+            </w:r>
+            <w:proofErr w:type="spellEnd"/>
+          </w:p>
+        </w:tc>
+        <w:tc>
+          <w:tcPr>
+            <w:tcW w:w="4740" w:type="dxa"/>
+            <w:vAlign w:val="center"/>
+            <w:hideMark/>
+          </w:tcPr>
+          <w:p>
+            <w:pPr>
+              <w:tabs>
+                <w:tab w:val="left" w:pos="1905"/>
+              </w:tabs>
+              <w:rPr>
+                <w:rFonts w:cstheme="majorBidi"/>
+                <w:lang w:val="en-US"/>
+              </w:rPr>
+            </w:pPr>
+            <w:r>
+              <w:rPr>
+                <w:rFonts w:cstheme="majorBidi"/>
+                <w:lang w:val="en-US"/>
+              </w:rPr>
+              <w:t>Ability to identify customers at risk of leaving</w:t>
+            </w:r>
+          </w:p>
+        </w:tc>
+      </w:tr>
+      <w:tr>
+        <w:trPr>
+          <w:trHeight w:val="464"/>
+          <w:tblCellSpacing w:w="15" w:type="dxa"/>
+          <w:jc w:val="right"/>
+        </w:trPr>
+        <w:tc>
+          <w:tcPr>
+            <w:tcW w:w="1387" w:type="dxa"/>
+            <w:vAlign w:val="center"/>
+            <w:hideMark/>
+          </w:tcPr>
+          <w:p>
+            <w:pPr>
+              <w:tabs>
+                <w:tab w:val="left" w:pos="1905"/>
+              </w:tabs>
+              <w:rPr>
+                <w:rFonts w:cstheme="majorBidi"/>
+              </w:rPr>
+            </w:pPr>
+            <w:r>
+              <w:rPr>
+                <w:rFonts w:cstheme="majorBidi"/>
+              </w:rPr>
+              <w:t>Business</w:t>
+            </w:r>
+          </w:p>
+        </w:tc>
+        <w:tc>
+          <w:tcPr>
+            <w:tcW w:w="2117" w:type="dxa"/>
+            <w:vAlign w:val="center"/>
+            <w:hideMark/>
+          </w:tcPr>
+          <w:p>
+            <w:pPr>
+              <w:tabs>
+                <w:tab w:val="left" w:pos="1905"/>
+              </w:tabs>
+              <w:rPr>
+                <w:rFonts w:cstheme="majorBidi"/>
+              </w:rPr>
+            </w:pPr>
+            <w:proofErr w:type="spellStart"/>
+            <w:r>
+              <w:rPr>
+                <w:rFonts w:cstheme="majorBidi"/>
+              </w:rPr>
+              <w:t>Decision</w:t>
+            </w:r>
+            <w:proofErr w:type="spellEnd"/>
+            <w:r>
+              <w:rPr>
+                <w:rFonts w:cstheme="majorBidi"/>
+              </w:rPr>
+              <w:t xml:space="preserve"> support</w:t>
+            </w:r>
+          </w:p>
+        </w:tc>
+        <w:tc>
+          <w:tcPr>
+            <w:tcW w:w="4740" w:type="dxa"/>
+            <w:vAlign w:val="center"/>
+            <w:hideMark/>
+          </w:tcPr>
+          <w:p>
+            <w:pPr>
+              <w:tabs>
+                <w:tab w:val="left" w:pos="1905"/>
+              </w:tabs>
+              <w:rPr>
+                <w:rFonts w:cstheme="majorBidi"/>
+              </w:rPr>
+            </w:pPr>
+            <w:r>
+              <w:rPr>
+                <w:rFonts w:cstheme="majorBidi"/>
+              </w:rPr>
+              <w:t xml:space="preserve">Model supports proactive </w:t>
+            </w:r>
+            <w:proofErr w:type="spellStart"/>
+            <w:r>
+              <w:rPr>
+                <w:rFonts w:cstheme="majorBidi"/>
+              </w:rPr>
+              <w:t>retention</w:t>
+            </w:r>
+            <w:proofErr w:type="spellEnd"/>
+            <w:r>
+              <w:rPr>
+                <w:rFonts w:cstheme="majorBidi"/>
+              </w:rPr>
+              <w:t xml:space="preserve"> </w:t>
+            </w:r>
+            <w:proofErr w:type="spellStart"/>
+            <w:r>
+              <w:rPr>
+                <w:rFonts w:cstheme="majorBidi"/>
+              </w:rPr>
+              <w:t>strategies</w:t>
+            </w:r>
+            <w:proofErr w:type="spellEnd"/>
+          </w:p>
+        </w:tc>
+      </w:tr>
+      <w:tr>
+        <w:trPr>
+          <w:trHeight w:val="464"/>
+          <w:tblCellSpacing w:w="15" w:type="dxa"/>
+          <w:jc w:val="right"/>
+        </w:trPr>
+        <w:tc>
+          <w:tcPr>
+            <w:tcW w:w="1387" w:type="dxa"/>
+            <w:vAlign w:val="center"/>
+            <w:hideMark/>
+          </w:tcPr>
+          <w:p>
+            <w:pPr>
+              <w:tabs>
+                <w:tab w:val="left" w:pos="1905"/>
+              </w:tabs>
+              <w:rPr>
+                <w:rFonts w:cstheme="majorBidi"/>
+              </w:rPr>
+            </w:pPr>
+            <w:proofErr w:type="spellStart"/>
+            <w:r>
+              <w:rPr>
+                <w:rFonts w:cstheme="majorBidi"/>
+              </w:rPr>
+              <w:t>Technical</w:t>
+            </w:r>
+            <w:proofErr w:type="spellEnd"/>
+          </w:p>
+        </w:tc>
+        <w:tc>
+          <w:tcPr>
+            <w:tcW w:w="2117" w:type="dxa"/>
+            <w:vAlign w:val="center"/>
+            <w:hideMark/>
+          </w:tcPr>
+          <w:p>
+            <w:pPr>
+              <w:tabs>
+                <w:tab w:val="left" w:pos="1905"/>
+              </w:tabs>
+              <w:rPr>
+                <w:rFonts w:cstheme="majorBidi"/>
+              </w:rPr>
+            </w:pPr>
+            <w:proofErr w:type="spellStart"/>
+            <w:r>
+              <w:rPr>
+                <w:rFonts w:cstheme="majorBidi"/>
+              </w:rPr>
+              <w:t>Accuracy</w:t>
+            </w:r>
+            <w:proofErr w:type="spellEnd"/>
+          </w:p>
+        </w:tc>
+        <w:tc>
+          <w:tcPr>
+            <w:tcW w:w="4740" w:type="dxa"/>
+            <w:vAlign w:val="center"/>
+            <w:hideMark/>
+          </w:tcPr>
+          <w:p>
+            <w:pPr>
+              <w:tabs>
+                <w:tab w:val="left" w:pos="1905"/>
+              </w:tabs>
+              <w:rPr>
+                <w:rFonts w:cstheme="majorBidi"/>
+              </w:rPr>
+            </w:pPr>
+            <w:r>
+              <w:rPr>
+                <w:rFonts w:cstheme="majorBidi"/>
+              </w:rPr>
+              <w:t xml:space="preserve">Overall </w:t>
+            </w:r>
+            <w:proofErr w:type="spellStart"/>
+            <w:r>
+              <w:rPr>
+                <w:rFonts w:cstheme="majorBidi"/>
+              </w:rPr>
+              <w:t>correctness</w:t>
+            </w:r>
+            <w:proofErr w:type="spellEnd"/>
+            <w:r>
+              <w:rPr>
+                <w:rFonts w:cstheme="majorBidi"/>
+              </w:rPr>
+              <w:t xml:space="preserve"> of </w:t>
+            </w:r>
+            <w:proofErr w:type="spellStart"/>
+            <w:r>
+              <w:rPr>
+                <w:rFonts w:cstheme="majorBidi"/>
+              </w:rPr>
+              <w:t>predictions</w:t>
+            </w:r>
+            <w:proofErr w:type="spellEnd"/>
+          </w:p>
+        </w:tc>
+      </w:tr>
+      <w:tr>
+        <w:trPr>
+          <w:trHeight w:val="475"/>
+          <w:tblCellSpacing w:w="15" w:type="dxa"/>
+          <w:jc w:val="right"/>
+        </w:trPr>
+        <w:tc>
+          <w:tcPr>
+            <w:tcW w:w="1387" w:type="dxa"/>
+            <w:vAlign w:val="center"/>
+            <w:hideMark/>
+          </w:tcPr>
+          <w:p>
+            <w:pPr>
+              <w:tabs>
+                <w:tab w:val="left" w:pos="1905"/>
+              </w:tabs>
+              <w:rPr>
+                <w:rFonts w:cstheme="majorBidi"/>
+              </w:rPr>
+            </w:pPr>
+            <w:proofErr w:type="spellStart"/>
+            <w:r>
+              <w:rPr>
+                <w:rFonts w:cstheme="majorBidi"/>
+              </w:rPr>
+              <w:t>Technical</w:t>
+            </w:r>
+            <w:proofErr w:type="spellEnd"/>
+          </w:p>
+        </w:tc>
+        <w:tc>
+          <w:tcPr>
+            <w:tcW w:w="2117" w:type="dxa"/>
+            <w:vAlign w:val="center"/>
+            <w:hideMark/>
+          </w:tcPr>
+          <w:p>
+            <w:pPr>
+              <w:tabs>
+                <w:tab w:val="left" w:pos="1905"/>
+              </w:tabs>
+              <w:rPr>
+                <w:rFonts w:cstheme="majorBidi"/>
+              </w:rPr>
+            </w:pPr>
+            <w:proofErr w:type="spellStart"/>
+            <w:r>
+              <w:rPr>
+                <w:rFonts w:cstheme="majorBidi"/>
+              </w:rPr>
+              <w:t>Recall</w:t>
+            </w:r>
+            <w:proofErr w:type="spellEnd"/>
+          </w:p>
+        </w:tc>
+        <w:tc>
+          <w:tcPr>
+            <w:tcW w:w="4740" w:type="dxa"/>
+            <w:vAlign w:val="center"/>
+            <w:hideMark/>
+          </w:tcPr>
+          <w:p>
+            <w:pPr>
+              <w:tabs>
+                <w:tab w:val="left" w:pos="1905"/>
+              </w:tabs>
+              <w:rPr>
+                <w:rFonts w:cstheme="majorBidi"/>
+                <w:lang w:val="en-US"/>
+              </w:rPr>
+            </w:pPr>
+            <w:r>
+              <w:rPr>
+                <w:rFonts w:cstheme="majorBidi"/>
+                <w:lang w:val="en-US"/>
+              </w:rPr>
+              <w:t>Ability to correctly identify churners</w:t>
+            </w:r>
+          </w:p>
+        </w:tc>
+      </w:tr>
+      <w:tr>
+        <w:trPr>
+          <w:trHeight w:val="464"/>
+          <w:tblCellSpacing w:w="15" w:type="dxa"/>
+          <w:jc w:val="right"/>
+        </w:trPr>
+        <w:tc>
+          <w:tcPr>
+            <w:tcW w:w="1387" w:type="dxa"/>
+            <w:vAlign w:val="center"/>
+            <w:hideMark/>
+          </w:tcPr>
+          <w:p>
+            <w:pPr>
+              <w:tabs>
+                <w:tab w:val="left" w:pos="1905"/>
+              </w:tabs>
+              <w:rPr>
+                <w:rFonts w:cstheme="majorBidi"/>
+              </w:rPr>
+            </w:pPr>
+            <w:proofErr w:type="spellStart"/>
+            <w:r>
+              <w:rPr>
+                <w:rFonts w:cstheme="majorBidi"/>
+              </w:rPr>
+              <w:t>Technical</w:t>
+            </w:r>
+            <w:proofErr w:type="spellEnd"/>
+          </w:p>
+        </w:tc>
+        <w:tc>
+          <w:tcPr>
+            <w:tcW w:w="2117" w:type="dxa"/>
+            <w:vAlign w:val="center"/>
+            <w:hideMark/>
+          </w:tcPr>
+          <w:p>
+            <w:pPr>
+              <w:tabs>
+                <w:tab w:val="left" w:pos="1905"/>
+              </w:tabs>
+              <w:rPr>
+                <w:rFonts w:cstheme="majorBidi"/>
+              </w:rPr>
+            </w:pPr>
+            <w:proofErr w:type="spellStart"/>
+            <w:r>
+              <w:rPr>
+                <w:rFonts w:cstheme="majorBidi"/>
+              </w:rPr>
+              <w:t>Precision</w:t>
+            </w:r>
+            <w:proofErr w:type="spellEnd"/>
+          </w:p>
+        </w:tc>
+        <w:tc>
+          <w:tcPr>
+            <w:tcW w:w="4740" w:type="dxa"/>
+            <w:vAlign w:val="center"/>
+            <w:hideMark/>
+          </w:tcPr>
+          <w:p>
+            <w:pPr>
+              <w:tabs>
+                <w:tab w:val="left" w:pos="1905"/>
+              </w:tabs>
+              <w:rPr>
+                <w:rFonts w:cstheme="majorBidi"/>
+              </w:rPr>
+            </w:pPr>
+            <w:proofErr w:type="spellStart"/>
+            <w:r>
+              <w:rPr>
+                <w:rFonts w:cstheme="majorBidi"/>
+              </w:rPr>
+              <w:t>Reliability</w:t>
+            </w:r>
+            <w:proofErr w:type="spellEnd"/>
+            <w:r>
+              <w:rPr>
+                <w:rFonts w:cstheme="majorBidi"/>
+              </w:rPr>
+              <w:t xml:space="preserve"> of </w:t>
+            </w:r>
+            <w:proofErr w:type="spellStart"/>
+            <w:r>
+              <w:rPr>
+                <w:rFonts w:cstheme="majorBidi"/>
+              </w:rPr>
+              <w:t>churn</w:t>
+            </w:r>
+            <w:proofErr w:type="spellEnd"/>
+            <w:r>
+              <w:rPr>
+                <w:rFonts w:cstheme="majorBidi"/>
+              </w:rPr>
+              <w:t xml:space="preserve"> </w:t>
+            </w:r>
+            <w:proofErr w:type="spellStart"/>
+            <w:r>
+              <w:rPr>
+                <w:rFonts w:cstheme="majorBidi"/>
+              </w:rPr>
+              <w:t>predictions</w:t>
+            </w:r>
+            <w:proofErr w:type="spellEnd"/>
+          </w:p>
+        </w:tc>
+      </w:tr>
+      <w:tr>
+        <w:trPr>
+          <w:trHeight w:val="464"/>
+          <w:tblCellSpacing w:w="15" w:type="dxa"/>
+          <w:jc w:val="right"/>
+        </w:trPr>
+        <w:tc>
+          <w:tcPr>
+            <w:tcW w:w="1387" w:type="dxa"/>
+            <w:vAlign w:val="center"/>
+            <w:hideMark/>
+          </w:tcPr>
+          <w:p>
+            <w:pPr>
+              <w:tabs>
+                <w:tab w:val="left" w:pos="1905"/>
+              </w:tabs>
+              <w:rPr>
+                <w:rFonts w:cstheme="majorBidi"/>
+              </w:rPr>
+            </w:pPr>
+            <w:proofErr w:type="spellStart"/>
+            <w:r>
+              <w:rPr>
+                <w:rFonts w:cstheme="majorBidi"/>
+              </w:rPr>
+              <w:t>Technical</w:t>
+            </w:r>
+            <w:proofErr w:type="spellEnd"/>
+          </w:p>
+        </w:tc>
+        <w:tc>
+          <w:tcPr>
+            <w:tcW w:w="2117" w:type="dxa"/>
+            <w:vAlign w:val="center"/>
+            <w:hideMark/>
+          </w:tcPr>
+          <w:p>
+            <w:pPr>
+              <w:tabs>
+                <w:tab w:val="left" w:pos="1905"/>
+              </w:tabs>
+              <w:rPr>
+                <w:rFonts w:cstheme="majorBidi"/>
+              </w:rPr>
+            </w:pPr>
+            <w:r>
+              <w:rPr>
+                <w:rFonts w:cstheme="majorBidi"/>
+              </w:rPr>
+              <w:t>F</w:t>
+            </w:r>
+            <w:r>
+              <w:rPr>
+                <w:rFonts w:cstheme="majorBidi"/>
+              </w:rPr>
+              <w:noBreakHyphen/>
+            </w:r>
+            <w:proofErr w:type="spellStart"/>
+            <w:r>
+              <w:rPr>
+                <w:rFonts w:cstheme="majorBidi"/>
+              </w:rPr>
+              <w:t>Measure</w:t>
+            </w:r>
+            <w:proofErr w:type="spellEnd"/>
+          </w:p>
+        </w:tc>
+        <w:tc>
+          <w:tcPr>
+            <w:tcW w:w="4740" w:type="dxa"/>
+            <w:vAlign w:val="center"/>
+            <w:hideMark/>
+          </w:tcPr>
+          <w:p>
+            <w:pPr>
+              <w:tabs>
+                <w:tab w:val="left" w:pos="1905"/>
+              </w:tabs>
+              <w:rPr>
+                <w:rFonts w:cstheme="majorBidi"/>
+                <w:lang w:val="en-US"/>
+              </w:rPr>
+            </w:pPr>
+            <w:r>
+              <w:rPr>
+                <w:rFonts w:cstheme="majorBidi"/>
+                <w:lang w:val="en-US"/>
+              </w:rPr>
+              <w:t>Balance between precision and recall</w:t>
+            </w:r>
+          </w:p>
+        </w:tc>
+      </w:tr>
+      <w:tr>
+        <w:trPr>
+          <w:trHeight w:val="475"/>
+          <w:tblCellSpacing w:w="15" w:type="dxa"/>
+          <w:jc w:val="right"/>
+        </w:trPr>
+        <w:tc>
+          <w:tcPr>
+            <w:tcW w:w="1387" w:type="dxa"/>
+            <w:vAlign w:val="center"/>
+            <w:hideMark/>
+          </w:tcPr>
+          <w:p>
+            <w:pPr>
+              <w:tabs>
+                <w:tab w:val="left" w:pos="1905"/>
+              </w:tabs>
+              <w:rPr>
+                <w:rFonts w:cstheme="majorBidi"/>
+              </w:rPr>
+            </w:pPr>
+            <w:proofErr w:type="spellStart"/>
+            <w:r>
+              <w:rPr>
+                <w:rFonts w:cstheme="majorBidi"/>
+              </w:rPr>
+              <w:t>Technical</w:t>
+            </w:r>
+            <w:proofErr w:type="spellEnd"/>
+          </w:p>
+        </w:tc>
+        <w:tc>
+          <w:tcPr>
+            <w:tcW w:w="2117" w:type="dxa"/>
+            <w:vAlign w:val="center"/>
+            <w:hideMark/>
+          </w:tcPr>
+          <w:p>
+            <w:pPr>
+              <w:tabs>
+                <w:tab w:val="left" w:pos="1905"/>
+              </w:tabs>
+              <w:rPr>
+                <w:rFonts w:cstheme="majorBidi"/>
+              </w:rPr>
+            </w:pPr>
+            <w:r>
+              <w:rPr>
+                <w:rFonts w:cstheme="majorBidi"/>
+              </w:rPr>
+              <w:t>AUC</w:t>
+            </w:r>
+          </w:p>
+        </w:tc>
+        <w:tc>
+          <w:tcPr>
+            <w:tcW w:w="4740" w:type="dxa"/>
+            <w:vAlign w:val="center"/>
+            <w:hideMark/>
+          </w:tcPr>
+          <w:p>
+            <w:pPr>
+              <w:tabs>
+                <w:tab w:val="left" w:pos="1905"/>
+              </w:tabs>
+              <w:rPr>
+                <w:rFonts w:cstheme="majorBidi"/>
+                <w:lang w:val="en-US"/>
+              </w:rPr>
+            </w:pPr>
+            <w:r>
+              <w:rPr>
+                <w:rFonts w:cstheme="majorBidi"/>
+                <w:lang w:val="en-US"/>
+              </w:rPr>
+              <w:t>Global discrimination capability of the model</w:t>
+            </w:r>
+          </w:p>
+        </w:tc>
+      </w:tr>
+    </w:tbl>
+    <w:p>
+      <w:pPr>
         <w:tabs>
           <w:tab w:val="left" w:pos="1905"/>
         </w:tabs>
@@ -3741,51 +5116,12 @@
           <w:rFonts w:cstheme="majorBidi"/>
           <w:sz w:val="28"/>
           <w:szCs w:val="28"/>
-        </w:rPr>
-      </w:pPr>
-      <w:r>
-        <w:rPr>
-          <w:rFonts w:cstheme="majorBidi"/>
-          <w:sz w:val="28"/>
-          <w:szCs w:val="28"/>
-        </w:rPr>
-        <w:t xml:space="preserve">Business </w:t>
-      </w:r>
-      <w:proofErr w:type="spellStart"/>
-      <w:r>
-        <w:rPr>
-          <w:rFonts w:cstheme="majorBidi"/>
-          <w:sz w:val="28"/>
-          <w:szCs w:val="28"/>
-        </w:rPr>
-        <w:t>success</w:t>
-      </w:r>
-      <w:proofErr w:type="spellEnd"/>
-      <w:r>
-        <w:rPr>
-          <w:rFonts w:cstheme="majorBidi"/>
-          <w:sz w:val="28"/>
-          <w:szCs w:val="28"/>
-        </w:rPr>
-        <w:t xml:space="preserve"> </w:t>
-      </w:r>
-      <w:proofErr w:type="spellStart"/>
-      <w:r>
-        <w:rPr>
-          <w:rFonts w:cstheme="majorBidi"/>
-          <w:sz w:val="28"/>
-          <w:szCs w:val="28"/>
-        </w:rPr>
-        <w:t>criteria</w:t>
-      </w:r>
-      <w:proofErr w:type="spellEnd"/>
-    </w:p>
-    <w:p>
-      <w:pPr>
-        <w:numPr>
-          <w:ilvl w:val="0"/>
-          <w:numId w:val="11"/>
-        </w:numPr>
+          <w:lang w:val="en-US"/>
+        </w:rPr>
+      </w:pPr>
+    </w:p>
+    <w:p>
+      <w:pPr>
         <w:tabs>
           <w:tab w:val="left" w:pos="1905"/>
         </w:tabs>
@@ -3796,72 +5132,55 @@
           <w:lang w:val="en-US"/>
         </w:rPr>
       </w:pPr>
-      <w:r>
-        <w:rPr>
-          <w:rFonts w:cstheme="majorBidi"/>
-          <w:sz w:val="28"/>
-          <w:szCs w:val="28"/>
-          <w:lang w:val="en-US"/>
-        </w:rPr>
-        <w:t>Technical metrics: Accuracy, Recall, Precision, F</w:t>
-      </w:r>
-      <w:r>
-        <w:rPr>
-          <w:rFonts w:cstheme="majorBidi"/>
-          <w:sz w:val="28"/>
-          <w:szCs w:val="28"/>
+    </w:p>
+    <w:p>
+      <w:pPr>
+        <w:tabs>
+          <w:tab w:val="left" w:pos="1905"/>
+        </w:tabs>
+        <w:rPr>
+          <w:rFonts w:cstheme="majorBidi"/>
+          <w:lang w:val="en-US"/>
+        </w:rPr>
+      </w:pPr>
+      <w:r>
+        <w:rPr>
+          <w:rFonts w:cstheme="majorBidi"/>
+          <w:lang w:val="en-US"/>
+        </w:rPr>
+        <w:t>This phase has clearly defined the business and analytical objectives of the project. The goal is to predict customer churn as a binary outcome (Yes/No) using machine learning models and to compare their performance. Clear success criteria, both business</w:t>
+      </w:r>
+      <w:r>
+        <w:rPr>
+          <w:rFonts w:cstheme="majorBidi"/>
           <w:lang w:val="en-US"/>
         </w:rPr>
         <w:noBreakHyphen/>
-        <w:t>Measure, AUC</w:t>
-      </w:r>
-    </w:p>
-    <w:p>
-      <w:pPr>
-        <w:tabs>
-          <w:tab w:val="left" w:pos="1905"/>
-        </w:tabs>
-        <w:rPr>
-          <w:rFonts w:cstheme="majorBidi"/>
-          <w:sz w:val="28"/>
-          <w:szCs w:val="28"/>
-          <w:lang w:val="en-US"/>
-        </w:rPr>
-      </w:pPr>
-    </w:p>
-    <w:p>
-      <w:pPr>
-        <w:tabs>
-          <w:tab w:val="left" w:pos="1905"/>
-        </w:tabs>
-        <w:rPr>
-          <w:rFonts w:cstheme="majorBidi"/>
-          <w:sz w:val="28"/>
-          <w:szCs w:val="28"/>
-          <w:lang w:val="en-US"/>
-        </w:rPr>
-      </w:pPr>
-    </w:p>
-    <w:p>
-      <w:pPr>
-        <w:tabs>
-          <w:tab w:val="left" w:pos="1905"/>
-        </w:tabs>
-        <w:rPr>
-          <w:rFonts w:cstheme="majorBidi"/>
-          <w:sz w:val="28"/>
-          <w:szCs w:val="28"/>
-          <w:lang w:val="en-US"/>
-        </w:rPr>
-      </w:pPr>
-      <w:r>
-        <w:rPr>
-          <w:rFonts w:cstheme="majorBidi"/>
-          <w:sz w:val="28"/>
-          <w:szCs w:val="28"/>
-          <w:lang w:val="en-US"/>
-        </w:rPr>
-        <w:t>Conclusion</w:t>
+        <w:t>oriented and technical (Accuracy, Precision, Recall, F</w:t>
+      </w:r>
+      <w:r>
+        <w:rPr>
+          <w:rFonts w:cstheme="majorBidi"/>
+          <w:lang w:val="en-US"/>
+        </w:rPr>
+        <w:noBreakHyphen/>
+        <w:t>Measure, AUC), have been established. These definitions provide a solid foundation for the next CRISP</w:t>
+      </w:r>
+      <w:r>
+        <w:rPr>
+          <w:rFonts w:cstheme="majorBidi"/>
+          <w:lang w:val="en-US"/>
+        </w:rPr>
+        <w:noBreakHyphen/>
+        <w:t>DM phases and ensure alignment between business needs and data</w:t>
+      </w:r>
+      <w:r>
+        <w:rPr>
+          <w:rFonts w:cstheme="majorBidi"/>
+          <w:lang w:val="en-US"/>
+        </w:rPr>
+        <w:noBreakHyphen/>
+        <w:t>driven solutions.</w:t>
       </w:r>
     </w:p>
     <w:p>
@@ -4185,7 +5504,25 @@
           <w:sz w:val="28"/>
           <w:szCs w:val="28"/>
         </w:rPr>
-        <w:t xml:space="preserve">Target variable: </w:t>
+        <w:t xml:space="preserve">Target </w:t>
+      </w:r>
+      <w:proofErr w:type="gramStart"/>
+      <w:r>
+        <w:rPr>
+          <w:rFonts w:cstheme="majorBidi"/>
+          <w:sz w:val="28"/>
+          <w:szCs w:val="28"/>
+        </w:rPr>
+        <w:t>variable:</w:t>
+      </w:r>
+      <w:proofErr w:type="gramEnd"/>
+      <w:r>
+        <w:rPr>
+          <w:rFonts w:cstheme="majorBidi"/>
+          <w:sz w:val="28"/>
+          <w:szCs w:val="28"/>
+        </w:rPr>
+        <w:t xml:space="preserve"> </w:t>
       </w:r>
       <w:r>
         <w:rPr>
@@ -4651,7 +5988,6 @@
           <w:szCs w:val="28"/>
           <w:lang w:val="en-US"/>
         </w:rPr>
-        <w:lastRenderedPageBreak/>
         <w:t>Key visualizations reproduced from the article</w:t>
       </w:r>
     </w:p>
@@ -4753,6 +6089,7 @@
           <w:szCs w:val="28"/>
           <w:lang w:val="en-US"/>
         </w:rPr>
+        <w:lastRenderedPageBreak/>
         <w:tab/>
       </w:r>
     </w:p>
@@ -6020,7 +7357,6 @@
           <w:sz w:val="28"/>
           <w:szCs w:val="28"/>
         </w:rPr>
-        <w:lastRenderedPageBreak/>
         <w:t>Train/Test split (80% / 20%)</w:t>
       </w:r>
     </w:p>
@@ -6705,7 +8041,6 @@
           <w:sz w:val="28"/>
           <w:szCs w:val="28"/>
         </w:rPr>
-        <w:lastRenderedPageBreak/>
         <w:t>Comparison</w:t>
       </w:r>
       <w:proofErr w:type="spellEnd"/>
@@ -8311,7 +9646,7 @@
           <w:szCs w:val="28"/>
         </w:rPr>
         <w:pict w14:anchorId="1688A608">
-          <v:rect id="_x0000_i1038" style="width:0;height:1.5pt" o:hralign="center" o:hrstd="t" o:hr="t" fillcolor="#a0a0a0" stroked="f"/>
+          <v:rect id="_x0000_i1025" style="width:0;height:1.5pt" o:hralign="center" o:hrstd="t" o:hr="t" fillcolor="#a0a0a0" stroked="f"/>
         </w:pict>
       </w:r>
     </w:p>
@@ -8434,9 +9769,8 @@
           <w:sz w:val="28"/>
           <w:szCs w:val="28"/>
         </w:rPr>
-        <w:lastRenderedPageBreak/>
         <w:pict w14:anchorId="13563EF3">
-          <v:rect id="_x0000_i1039" style="width:0;height:1.5pt" o:hralign="center" o:hrstd="t" o:hr="t" fillcolor="#a0a0a0" stroked="f"/>
+          <v:rect id="_x0000_i1026" style="width:0;height:1.5pt" o:hralign="center" o:hrstd="t" o:hr="t" fillcolor="#a0a0a0" stroked="f"/>
         </w:pict>
       </w:r>
     </w:p>
@@ -8556,7 +9890,7 @@
       </w:pPr>
     </w:p>
     <w:sectPr>
-      <w:footerReference w:type="default" r:id="rId10"/>
+      <w:footerReference w:type="default" r:id="rId12"/>
       <w:pgSz w:w="11906" w:h="16838"/>
       <w:pgMar w:top="1417" w:right="1417" w:bottom="1417" w:left="1417" w:header="708" w:footer="708" w:gutter="0"/>
       <w:cols w:space="708"/>
@@ -15799,7 +17133,6 @@
     <w:name w:val="Normal (Web)"/>
     <w:basedOn w:val="Normal"/>
     <w:uiPriority w:val="99"/>
-    <w:semiHidden/>
     <w:unhideWhenUsed/>
     <w:rsid w:val="00CC5E91"/>
     <w:pPr>
